--- a/documents/kit-formulaires-conventions-tvf/13-conventions-types/tvf-conv-08-convention-type-de-transport-et-logistique.docx
+++ b/documents/kit-formulaires-conventions-tvf/13-conventions-types/tvf-conv-08-convention-type-de-transport-et-logistique.docx
@@ -443,6 +443,63 @@
         <w:spacing w:before="0" w:after="40" w:line="276" w:lineRule="auto"/>
       </w:pPr>
     </w:p>
+    <w:tbl>
+      <w:tblPr>
+        <w:tblW w:type="auto" w:w="0"/>
+        <w:jc w:val="center"/>
+        <w:tblLayout w:type="fixed"/>
+        <w:tblLook w:firstColumn="1" w:firstRow="1" w:lastColumn="0" w:lastRow="0" w:noHBand="0" w:noVBand="1" w:val="04A0"/>
+      </w:tblPr>
+      <w:tblGrid>
+        <w:gridCol w:w="9936"/>
+      </w:tblGrid>
+      <w:tr>
+        <w:tc>
+          <w:tcPr>
+            <w:tcW w:type="dxa" w:w="9000"/>
+            <w:vAlign w:val="center"/>
+            <w:tcMar>
+              <w:top w:w="100" w:type="dxa"/>
+              <w:start w:w="140" w:type="dxa"/>
+              <w:bottom w:w="100" w:type="dxa"/>
+              <w:end w:w="140" w:type="dxa"/>
+            </w:tcMar>
+            <w:tcBorders>
+              <w:top w:val="single" w:sz="6" w:space="0" w:color="C8D2DC"/>
+              <w:left w:val="single" w:sz="6" w:space="0" w:color="C8D2DC"/>
+              <w:bottom w:val="single" w:sz="6" w:space="0" w:color="C8D2DC"/>
+              <w:right w:val="single" w:sz="6" w:space="0" w:color="C8D2DC"/>
+            </w:tcBorders>
+            <w:shd w:fill="FFF8E6"/>
+          </w:tcPr>
+          <w:p>
+            <w:r>
+              <w:rPr>
+                <w:rFonts w:ascii="Calibri" w:hAnsi="Calibri"/>
+                <w:b/>
+                <w:i w:val="0"/>
+                <w:color w:val="09223A"/>
+              </w:rPr>
+              <w:t xml:space="preserve">Portee du modele - </w:t>
+            </w:r>
+            <w:r>
+              <w:rPr>
+                <w:rFonts w:ascii="Calibri" w:hAnsi="Calibri"/>
+                <w:b w:val="0"/>
+                <w:i w:val="0"/>
+                <w:color w:val="1E272E"/>
+              </w:rPr>
+              <w:t>Ce document est une base de travail. Il doit etre relu, adapte au dossier, complete par les annexes et valide par les personnes habilitees avant signature. Il ne remplace pas un conseil juridique lorsque le dossier comporte un risque particulier.</w:t>
+            </w:r>
+          </w:p>
+        </w:tc>
+      </w:tr>
+    </w:tbl>
+    <w:p>
+      <w:pPr>
+        <w:spacing w:before="0" w:after="40" w:line="276" w:lineRule="auto"/>
+      </w:pPr>
+    </w:p>
     <w:p>
       <w:pPr>
         <w:pStyle w:val="Heading1"/>
@@ -454,7 +511,7 @@
           <w:b w:val="0"/>
           <w:i w:val="0"/>
         </w:rPr>
-        <w:t>Parties</w:t>
+        <w:t>1. Parties a la convention</w:t>
       </w:r>
     </w:p>
     <w:tbl>
@@ -471,7 +528,7 @@
       <w:tr>
         <w:tc>
           <w:tcPr>
-            <w:tcW w:type="dxa" w:w="2520"/>
+            <w:tcW w:type="dxa" w:w="2736"/>
             <w:vAlign w:val="center"/>
             <w:tcMar>
               <w:top w:w="100" w:type="dxa"/>
@@ -502,7 +559,7 @@
         </w:tc>
         <w:tc>
           <w:tcPr>
-            <w:tcW w:type="dxa" w:w="6480"/>
+            <w:tcW w:type="dxa" w:w="6264"/>
             <w:vAlign w:val="center"/>
             <w:tcMar>
               <w:top w:w="100" w:type="dxa"/>
@@ -535,7 +592,7 @@
       <w:tr>
         <w:tc>
           <w:tcPr>
-            <w:tcW w:type="dxa" w:w="2520"/>
+            <w:tcW w:type="dxa" w:w="2736"/>
             <w:vAlign w:val="center"/>
             <w:tcMar>
               <w:top w:w="100" w:type="dxa"/>
@@ -566,7 +623,7 @@
         </w:tc>
         <w:tc>
           <w:tcPr>
-            <w:tcW w:type="dxa" w:w="6480"/>
+            <w:tcW w:type="dxa" w:w="6264"/>
             <w:vAlign w:val="center"/>
             <w:tcMar>
               <w:top w:w="100" w:type="dxa"/>
@@ -599,7 +656,7 @@
       <w:tr>
         <w:tc>
           <w:tcPr>
-            <w:tcW w:type="dxa" w:w="2520"/>
+            <w:tcW w:type="dxa" w:w="2736"/>
             <w:vAlign w:val="center"/>
             <w:tcMar>
               <w:top w:w="100" w:type="dxa"/>
@@ -624,13 +681,13 @@
                 <w:color w:val="09223A"/>
                 <w:sz w:val="19"/>
               </w:rPr>
-              <w:t>Partenaire</w:t>
+              <w:t>Autre partie signataire</w:t>
             </w:r>
           </w:p>
         </w:tc>
         <w:tc>
           <w:tcPr>
-            <w:tcW w:type="dxa" w:w="6480"/>
+            <w:tcW w:type="dxa" w:w="6264"/>
             <w:vAlign w:val="center"/>
             <w:tcMar>
               <w:top w:w="100" w:type="dxa"/>
@@ -663,7 +720,7 @@
       <w:tr>
         <w:tc>
           <w:tcPr>
-            <w:tcW w:type="dxa" w:w="2520"/>
+            <w:tcW w:type="dxa" w:w="2736"/>
             <w:vAlign w:val="center"/>
             <w:tcMar>
               <w:top w:w="100" w:type="dxa"/>
@@ -688,13 +745,13 @@
                 <w:color w:val="09223A"/>
                 <w:sz w:val="19"/>
               </w:rPr>
-              <w:t>Representant partenaire</w:t>
+              <w:t>Representant habilite</w:t>
             </w:r>
           </w:p>
         </w:tc>
         <w:tc>
           <w:tcPr>
-            <w:tcW w:type="dxa" w:w="6480"/>
+            <w:tcW w:type="dxa" w:w="6264"/>
             <w:vAlign w:val="center"/>
             <w:tcMar>
               <w:top w:w="100" w:type="dxa"/>
@@ -727,7 +784,7 @@
       <w:tr>
         <w:tc>
           <w:tcPr>
-            <w:tcW w:type="dxa" w:w="2520"/>
+            <w:tcW w:type="dxa" w:w="2736"/>
             <w:vAlign w:val="center"/>
             <w:tcMar>
               <w:top w:w="100" w:type="dxa"/>
@@ -752,135 +809,13 @@
                 <w:color w:val="09223A"/>
                 <w:sz w:val="19"/>
               </w:rPr>
-              <w:t>Adresse partenaire</w:t>
+              <w:t>Adresse</w:t>
             </w:r>
           </w:p>
         </w:tc>
         <w:tc>
           <w:tcPr>
-            <w:tcW w:type="dxa" w:w="6480"/>
-            <w:vAlign w:val="center"/>
-            <w:tcMar>
-              <w:top w:w="100" w:type="dxa"/>
-              <w:start w:w="140" w:type="dxa"/>
-              <w:bottom w:w="100" w:type="dxa"/>
-              <w:end w:w="140" w:type="dxa"/>
-            </w:tcMar>
-            <w:tcBorders>
-              <w:top w:val="single" w:sz="6" w:space="0" w:color="C8D2DC"/>
-              <w:left w:val="single" w:sz="6" w:space="0" w:color="C8D2DC"/>
-              <w:bottom w:val="single" w:sz="6" w:space="0" w:color="C8D2DC"/>
-              <w:right w:val="single" w:sz="6" w:space="0" w:color="C8D2DC"/>
-            </w:tcBorders>
-            <w:shd w:fill="FFFFFF"/>
-          </w:tcPr>
-          <w:p>
-            <w:r>
-              <w:rPr>
-                <w:rFonts w:ascii="Calibri" w:hAnsi="Calibri"/>
-                <w:b w:val="0"/>
-                <w:i w:val="0"/>
-                <w:color w:val="1E272E"/>
-                <w:sz w:val="19"/>
-              </w:rPr>
-              <w:t>____________________________________________________________</w:t>
-            </w:r>
-          </w:p>
-        </w:tc>
-      </w:tr>
-    </w:tbl>
-    <w:p>
-      <w:pPr>
-        <w:spacing w:before="0" w:after="60" w:line="276" w:lineRule="auto"/>
-      </w:pPr>
-    </w:p>
-    <w:p>
-      <w:pPr>
-        <w:pStyle w:val="Heading1"/>
-        <w:spacing w:before="0" w:after="120" w:line="276" w:lineRule="auto"/>
-      </w:pPr>
-      <w:r>
-        <w:rPr>
-          <w:rFonts w:ascii="Calibri" w:hAnsi="Calibri"/>
-          <w:b w:val="0"/>
-          <w:i w:val="0"/>
-        </w:rPr>
-        <w:t>Objet</w:t>
-      </w:r>
-    </w:p>
-    <w:p>
-      <w:pPr>
-        <w:spacing w:before="0" w:after="120" w:line="276" w:lineRule="auto"/>
-      </w:pPr>
-      <w:r>
-        <w:rPr>
-          <w:rFonts w:ascii="Calibri" w:hAnsi="Calibri"/>
-          <w:b w:val="0"/>
-          <w:i w:val="0"/>
-        </w:rPr>
-        <w:t>Definir les moyens logistiques mobilises et les responsabilites.</w:t>
-      </w:r>
-    </w:p>
-    <w:p>
-      <w:pPr>
-        <w:pStyle w:val="Heading2"/>
-        <w:spacing w:before="0" w:after="120" w:line="276" w:lineRule="auto"/>
-      </w:pPr>
-      <w:r>
-        <w:rPr>
-          <w:rFonts w:ascii="Calibri" w:hAnsi="Calibri"/>
-          <w:b w:val="0"/>
-          <w:i w:val="0"/>
-        </w:rPr>
-        <w:t>Cadre operationnel</w:t>
-      </w:r>
-    </w:p>
-    <w:tbl>
-      <w:tblPr>
-        <w:tblW w:type="auto" w:w="0"/>
-        <w:jc w:val="center"/>
-        <w:tblLayout w:type="fixed"/>
-        <w:tblLook w:firstColumn="1" w:firstRow="1" w:lastColumn="0" w:lastRow="0" w:noHBand="0" w:noVBand="1" w:val="04A0"/>
-      </w:tblPr>
-      <w:tblGrid>
-        <w:gridCol w:w="4968"/>
-        <w:gridCol w:w="4968"/>
-      </w:tblGrid>
-      <w:tr>
-        <w:tc>
-          <w:tcPr>
-            <w:tcW w:type="dxa" w:w="2520"/>
-            <w:vAlign w:val="center"/>
-            <w:tcMar>
-              <w:top w:w="100" w:type="dxa"/>
-              <w:start w:w="140" w:type="dxa"/>
-              <w:bottom w:w="100" w:type="dxa"/>
-              <w:end w:w="140" w:type="dxa"/>
-            </w:tcMar>
-            <w:tcBorders>
-              <w:top w:val="single" w:sz="6" w:space="0" w:color="C8D2DC"/>
-              <w:left w:val="single" w:sz="6" w:space="0" w:color="C8D2DC"/>
-              <w:bottom w:val="single" w:sz="6" w:space="0" w:color="C8D2DC"/>
-              <w:right w:val="single" w:sz="6" w:space="0" w:color="C8D2DC"/>
-            </w:tcBorders>
-            <w:shd w:fill="E8EEF5"/>
-          </w:tcPr>
-          <w:p>
-            <w:r>
-              <w:rPr>
-                <w:rFonts w:ascii="Calibri" w:hAnsi="Calibri"/>
-                <w:b/>
-                <w:i w:val="0"/>
-                <w:color w:val="09223A"/>
-                <w:sz w:val="19"/>
-              </w:rPr>
-              <w:t>Lieu concerne</w:t>
-            </w:r>
-          </w:p>
-        </w:tc>
-        <w:tc>
-          <w:tcPr>
-            <w:tcW w:type="dxa" w:w="6480"/>
+            <w:tcW w:type="dxa" w:w="6264"/>
             <w:vAlign w:val="center"/>
             <w:tcMar>
               <w:top w:w="100" w:type="dxa"/>
@@ -913,7 +848,399 @@
       <w:tr>
         <w:tc>
           <w:tcPr>
-            <w:tcW w:type="dxa" w:w="2520"/>
+            <w:tcW w:type="dxa" w:w="2736"/>
+            <w:vAlign w:val="center"/>
+            <w:tcMar>
+              <w:top w:w="100" w:type="dxa"/>
+              <w:start w:w="140" w:type="dxa"/>
+              <w:bottom w:w="100" w:type="dxa"/>
+              <w:end w:w="140" w:type="dxa"/>
+            </w:tcMar>
+            <w:tcBorders>
+              <w:top w:val="single" w:sz="6" w:space="0" w:color="C8D2DC"/>
+              <w:left w:val="single" w:sz="6" w:space="0" w:color="C8D2DC"/>
+              <w:bottom w:val="single" w:sz="6" w:space="0" w:color="C8D2DC"/>
+              <w:right w:val="single" w:sz="6" w:space="0" w:color="C8D2DC"/>
+            </w:tcBorders>
+            <w:shd w:fill="E8EEF5"/>
+          </w:tcPr>
+          <w:p>
+            <w:r>
+              <w:rPr>
+                <w:rFonts w:ascii="Calibri" w:hAnsi="Calibri"/>
+                <w:b/>
+                <w:i w:val="0"/>
+                <w:color w:val="09223A"/>
+                <w:sz w:val="19"/>
+              </w:rPr>
+              <w:t>Contact operationnel</w:t>
+            </w:r>
+          </w:p>
+        </w:tc>
+        <w:tc>
+          <w:tcPr>
+            <w:tcW w:type="dxa" w:w="6264"/>
+            <w:vAlign w:val="center"/>
+            <w:tcMar>
+              <w:top w:w="100" w:type="dxa"/>
+              <w:start w:w="140" w:type="dxa"/>
+              <w:bottom w:w="100" w:type="dxa"/>
+              <w:end w:w="140" w:type="dxa"/>
+            </w:tcMar>
+            <w:tcBorders>
+              <w:top w:val="single" w:sz="6" w:space="0" w:color="C8D2DC"/>
+              <w:left w:val="single" w:sz="6" w:space="0" w:color="C8D2DC"/>
+              <w:bottom w:val="single" w:sz="6" w:space="0" w:color="C8D2DC"/>
+              <w:right w:val="single" w:sz="6" w:space="0" w:color="C8D2DC"/>
+            </w:tcBorders>
+            <w:shd w:fill="FFFFFF"/>
+          </w:tcPr>
+          <w:p>
+            <w:r>
+              <w:rPr>
+                <w:rFonts w:ascii="Calibri" w:hAnsi="Calibri"/>
+                <w:b w:val="0"/>
+                <w:i w:val="0"/>
+                <w:color w:val="1E272E"/>
+                <w:sz w:val="19"/>
+              </w:rPr>
+              <w:t>E-mail : ____________________________   Telephone : ____________________________</w:t>
+            </w:r>
+          </w:p>
+        </w:tc>
+      </w:tr>
+    </w:tbl>
+    <w:p>
+      <w:pPr>
+        <w:spacing w:before="0" w:after="60" w:line="276" w:lineRule="auto"/>
+      </w:pPr>
+    </w:p>
+    <w:p>
+      <w:pPr>
+        <w:pStyle w:val="Heading1"/>
+        <w:spacing w:before="0" w:after="120" w:line="276" w:lineRule="auto"/>
+      </w:pPr>
+      <w:r>
+        <w:rPr>
+          <w:rFonts w:ascii="Calibri" w:hAnsi="Calibri"/>
+          <w:b w:val="0"/>
+          <w:i w:val="0"/>
+        </w:rPr>
+        <w:t>2. Objet et contexte</w:t>
+      </w:r>
+    </w:p>
+    <w:p>
+      <w:pPr>
+        <w:spacing w:before="0" w:after="120" w:line="276" w:lineRule="auto"/>
+      </w:pPr>
+      <w:r>
+        <w:rPr>
+          <w:rFonts w:ascii="Calibri" w:hAnsi="Calibri"/>
+          <w:b w:val="0"/>
+          <w:i w:val="0"/>
+        </w:rPr>
+        <w:t>Definir les moyens logistiques mobilises et les responsabilites.</w:t>
+      </w:r>
+    </w:p>
+    <w:p>
+      <w:pPr>
+        <w:pStyle w:val="Heading2"/>
+        <w:spacing w:before="0" w:after="120" w:line="276" w:lineRule="auto"/>
+      </w:pPr>
+      <w:r>
+        <w:rPr>
+          <w:rFonts w:ascii="Calibri" w:hAnsi="Calibri"/>
+          <w:b w:val="0"/>
+          <w:i w:val="0"/>
+        </w:rPr>
+        <w:t>Contexte specifique du dossier</w:t>
+      </w:r>
+    </w:p>
+    <w:p>
+      <w:pPr>
+        <w:spacing w:before="0" w:after="40" w:line="276" w:lineRule="auto"/>
+      </w:pPr>
+      <w:r>
+        <w:rPr>
+          <w:rFonts w:ascii="Calibri" w:hAnsi="Calibri"/>
+          <w:b/>
+          <w:i w:val="0"/>
+          <w:color w:val="09223A"/>
+          <w:sz w:val="19"/>
+        </w:rPr>
+        <w:t>Situation initiale : bien, local, ressource, territoire, action ou besoin concerne.</w:t>
+      </w:r>
+    </w:p>
+    <w:p>
+      <w:pPr>
+        <w:spacing w:before="0" w:after="20" w:line="276" w:lineRule="auto"/>
+      </w:pPr>
+      <w:r>
+        <w:rPr>
+          <w:rFonts w:ascii="Calibri" w:hAnsi="Calibri"/>
+          <w:b w:val="0"/>
+          <w:i w:val="0"/>
+        </w:rPr>
+        <w:t>________________________________________________________________________________</w:t>
+      </w:r>
+    </w:p>
+    <w:p>
+      <w:pPr>
+        <w:spacing w:before="0" w:after="20" w:line="276" w:lineRule="auto"/>
+      </w:pPr>
+      <w:r>
+        <w:rPr>
+          <w:rFonts w:ascii="Calibri" w:hAnsi="Calibri"/>
+          <w:b w:val="0"/>
+          <w:i w:val="0"/>
+        </w:rPr>
+        <w:t>________________________________________________________________________________</w:t>
+      </w:r>
+    </w:p>
+    <w:p>
+      <w:pPr>
+        <w:spacing w:before="0" w:after="40" w:line="276" w:lineRule="auto"/>
+      </w:pPr>
+      <w:r>
+        <w:rPr>
+          <w:rFonts w:ascii="Calibri" w:hAnsi="Calibri"/>
+          <w:b/>
+          <w:i w:val="0"/>
+          <w:color w:val="09223A"/>
+          <w:sz w:val="19"/>
+        </w:rPr>
+        <w:t>Objectif concret recherche par les parties.</w:t>
+      </w:r>
+    </w:p>
+    <w:p>
+      <w:pPr>
+        <w:spacing w:before="0" w:after="20" w:line="276" w:lineRule="auto"/>
+      </w:pPr>
+      <w:r>
+        <w:rPr>
+          <w:rFonts w:ascii="Calibri" w:hAnsi="Calibri"/>
+          <w:b w:val="0"/>
+          <w:i w:val="0"/>
+        </w:rPr>
+        <w:t>________________________________________________________________________________</w:t>
+      </w:r>
+    </w:p>
+    <w:p>
+      <w:pPr>
+        <w:spacing w:before="0" w:after="20" w:line="276" w:lineRule="auto"/>
+      </w:pPr>
+      <w:r>
+        <w:rPr>
+          <w:rFonts w:ascii="Calibri" w:hAnsi="Calibri"/>
+          <w:b w:val="0"/>
+          <w:i w:val="0"/>
+        </w:rPr>
+        <w:t>________________________________________________________________________________</w:t>
+      </w:r>
+    </w:p>
+    <w:p>
+      <w:pPr>
+        <w:spacing w:before="0" w:after="40" w:line="276" w:lineRule="auto"/>
+      </w:pPr>
+      <w:r>
+        <w:rPr>
+          <w:rFonts w:ascii="Calibri" w:hAnsi="Calibri"/>
+          <w:b/>
+          <w:i w:val="0"/>
+          <w:color w:val="09223A"/>
+          <w:sz w:val="19"/>
+        </w:rPr>
+        <w:t>Benefices attendus pour le territoire, les habitants, la structure ou le projet.</w:t>
+      </w:r>
+    </w:p>
+    <w:p>
+      <w:pPr>
+        <w:spacing w:before="0" w:after="20" w:line="276" w:lineRule="auto"/>
+      </w:pPr>
+      <w:r>
+        <w:rPr>
+          <w:rFonts w:ascii="Calibri" w:hAnsi="Calibri"/>
+          <w:b w:val="0"/>
+          <w:i w:val="0"/>
+        </w:rPr>
+        <w:t>________________________________________________________________________________</w:t>
+      </w:r>
+    </w:p>
+    <w:p>
+      <w:pPr>
+        <w:spacing w:before="0" w:after="20" w:line="276" w:lineRule="auto"/>
+      </w:pPr>
+      <w:r>
+        <w:rPr>
+          <w:rFonts w:ascii="Calibri" w:hAnsi="Calibri"/>
+          <w:b w:val="0"/>
+          <w:i w:val="0"/>
+        </w:rPr>
+        <w:t>________________________________________________________________________________</w:t>
+      </w:r>
+    </w:p>
+    <w:p>
+      <w:pPr>
+        <w:spacing w:before="0" w:after="40" w:line="276" w:lineRule="auto"/>
+      </w:pPr>
+    </w:p>
+    <w:p>
+      <w:pPr>
+        <w:pStyle w:val="Heading1"/>
+        <w:spacing w:before="0" w:after="120" w:line="276" w:lineRule="auto"/>
+      </w:pPr>
+      <w:r>
+        <w:rPr>
+          <w:rFonts w:ascii="Calibri" w:hAnsi="Calibri"/>
+          <w:b w:val="0"/>
+          <w:i w:val="0"/>
+        </w:rPr>
+        <w:t>3. Perimetre operationnel</w:t>
+      </w:r>
+    </w:p>
+    <w:tbl>
+      <w:tblPr>
+        <w:tblW w:type="auto" w:w="0"/>
+        <w:jc w:val="center"/>
+        <w:tblLayout w:type="fixed"/>
+        <w:tblLook w:firstColumn="1" w:firstRow="1" w:lastColumn="0" w:lastRow="0" w:noHBand="0" w:noVBand="1" w:val="04A0"/>
+      </w:tblPr>
+      <w:tblGrid>
+        <w:gridCol w:w="4968"/>
+        <w:gridCol w:w="4968"/>
+      </w:tblGrid>
+      <w:tr>
+        <w:tc>
+          <w:tcPr>
+            <w:tcW w:type="dxa" w:w="2736"/>
+            <w:vAlign w:val="center"/>
+            <w:tcMar>
+              <w:top w:w="100" w:type="dxa"/>
+              <w:start w:w="140" w:type="dxa"/>
+              <w:bottom w:w="100" w:type="dxa"/>
+              <w:end w:w="140" w:type="dxa"/>
+            </w:tcMar>
+            <w:tcBorders>
+              <w:top w:val="single" w:sz="6" w:space="0" w:color="C8D2DC"/>
+              <w:left w:val="single" w:sz="6" w:space="0" w:color="C8D2DC"/>
+              <w:bottom w:val="single" w:sz="6" w:space="0" w:color="C8D2DC"/>
+              <w:right w:val="single" w:sz="6" w:space="0" w:color="C8D2DC"/>
+            </w:tcBorders>
+            <w:shd w:fill="E8EEF5"/>
+          </w:tcPr>
+          <w:p>
+            <w:r>
+              <w:rPr>
+                <w:rFonts w:ascii="Calibri" w:hAnsi="Calibri"/>
+                <w:b/>
+                <w:i w:val="0"/>
+                <w:color w:val="09223A"/>
+                <w:sz w:val="19"/>
+              </w:rPr>
+              <w:t>Lieu / territoire concerne</w:t>
+            </w:r>
+          </w:p>
+        </w:tc>
+        <w:tc>
+          <w:tcPr>
+            <w:tcW w:type="dxa" w:w="6264"/>
+            <w:vAlign w:val="center"/>
+            <w:tcMar>
+              <w:top w:w="100" w:type="dxa"/>
+              <w:start w:w="140" w:type="dxa"/>
+              <w:bottom w:w="100" w:type="dxa"/>
+              <w:end w:w="140" w:type="dxa"/>
+            </w:tcMar>
+            <w:tcBorders>
+              <w:top w:val="single" w:sz="6" w:space="0" w:color="C8D2DC"/>
+              <w:left w:val="single" w:sz="6" w:space="0" w:color="C8D2DC"/>
+              <w:bottom w:val="single" w:sz="6" w:space="0" w:color="C8D2DC"/>
+              <w:right w:val="single" w:sz="6" w:space="0" w:color="C8D2DC"/>
+            </w:tcBorders>
+            <w:shd w:fill="FFFFFF"/>
+          </w:tcPr>
+          <w:p>
+            <w:r>
+              <w:rPr>
+                <w:rFonts w:ascii="Calibri" w:hAnsi="Calibri"/>
+                <w:b w:val="0"/>
+                <w:i w:val="0"/>
+                <w:color w:val="1E272E"/>
+                <w:sz w:val="19"/>
+              </w:rPr>
+              <w:t>____________________________________________________________</w:t>
+            </w:r>
+          </w:p>
+        </w:tc>
+      </w:tr>
+      <w:tr>
+        <w:tc>
+          <w:tcPr>
+            <w:tcW w:type="dxa" w:w="2736"/>
+            <w:vAlign w:val="center"/>
+            <w:tcMar>
+              <w:top w:w="100" w:type="dxa"/>
+              <w:start w:w="140" w:type="dxa"/>
+              <w:bottom w:w="100" w:type="dxa"/>
+              <w:end w:w="140" w:type="dxa"/>
+            </w:tcMar>
+            <w:tcBorders>
+              <w:top w:val="single" w:sz="6" w:space="0" w:color="C8D2DC"/>
+              <w:left w:val="single" w:sz="6" w:space="0" w:color="C8D2DC"/>
+              <w:bottom w:val="single" w:sz="6" w:space="0" w:color="C8D2DC"/>
+              <w:right w:val="single" w:sz="6" w:space="0" w:color="C8D2DC"/>
+            </w:tcBorders>
+            <w:shd w:fill="E8EEF5"/>
+          </w:tcPr>
+          <w:p>
+            <w:r>
+              <w:rPr>
+                <w:rFonts w:ascii="Calibri" w:hAnsi="Calibri"/>
+                <w:b/>
+                <w:i w:val="0"/>
+                <w:color w:val="09223A"/>
+                <w:sz w:val="19"/>
+              </w:rPr>
+              <w:t>Objet precis</w:t>
+            </w:r>
+          </w:p>
+        </w:tc>
+        <w:tc>
+          <w:tcPr>
+            <w:tcW w:type="dxa" w:w="6264"/>
+            <w:vAlign w:val="center"/>
+            <w:tcMar>
+              <w:top w:w="100" w:type="dxa"/>
+              <w:start w:w="140" w:type="dxa"/>
+              <w:bottom w:w="100" w:type="dxa"/>
+              <w:end w:w="140" w:type="dxa"/>
+            </w:tcMar>
+            <w:tcBorders>
+              <w:top w:val="single" w:sz="6" w:space="0" w:color="C8D2DC"/>
+              <w:left w:val="single" w:sz="6" w:space="0" w:color="C8D2DC"/>
+              <w:bottom w:val="single" w:sz="6" w:space="0" w:color="C8D2DC"/>
+              <w:right w:val="single" w:sz="6" w:space="0" w:color="C8D2DC"/>
+            </w:tcBorders>
+            <w:shd w:fill="FFFFFF"/>
+          </w:tcPr>
+          <w:p>
+            <w:r>
+              <w:rPr>
+                <w:rFonts w:ascii="Calibri" w:hAnsi="Calibri"/>
+                <w:b w:val="0"/>
+                <w:i w:val="0"/>
+                <w:color w:val="1E272E"/>
+                <w:sz w:val="19"/>
+              </w:rPr>
+              <w:t>____________________________________________________________</w:t>
+            </w:r>
+          </w:p>
+        </w:tc>
+      </w:tr>
+      <w:tr>
+        <w:tc>
+          <w:tcPr>
+            <w:tcW w:type="dxa" w:w="2736"/>
             <w:vAlign w:val="center"/>
             <w:tcMar>
               <w:top w:w="100" w:type="dxa"/>
@@ -944,7 +1271,7 @@
         </w:tc>
         <w:tc>
           <w:tcPr>
-            <w:tcW w:type="dxa" w:w="6480"/>
+            <w:tcW w:type="dxa" w:w="6264"/>
             <w:vAlign w:val="center"/>
             <w:tcMar>
               <w:top w:w="100" w:type="dxa"/>
@@ -977,7 +1304,7 @@
       <w:tr>
         <w:tc>
           <w:tcPr>
-            <w:tcW w:type="dxa" w:w="2520"/>
+            <w:tcW w:type="dxa" w:w="2736"/>
             <w:vAlign w:val="center"/>
             <w:tcMar>
               <w:top w:w="100" w:type="dxa"/>
@@ -1002,13 +1329,77 @@
                 <w:color w:val="09223A"/>
                 <w:sz w:val="19"/>
               </w:rPr>
-              <w:t>Objectifs</w:t>
+              <w:t>Duree renouvelable</w:t>
             </w:r>
           </w:p>
         </w:tc>
         <w:tc>
           <w:tcPr>
-            <w:tcW w:type="dxa" w:w="6480"/>
+            <w:tcW w:type="dxa" w:w="6264"/>
+            <w:vAlign w:val="center"/>
+            <w:tcMar>
+              <w:top w:w="100" w:type="dxa"/>
+              <w:start w:w="140" w:type="dxa"/>
+              <w:bottom w:w="100" w:type="dxa"/>
+              <w:end w:w="140" w:type="dxa"/>
+            </w:tcMar>
+            <w:tcBorders>
+              <w:top w:val="single" w:sz="6" w:space="0" w:color="C8D2DC"/>
+              <w:left w:val="single" w:sz="6" w:space="0" w:color="C8D2DC"/>
+              <w:bottom w:val="single" w:sz="6" w:space="0" w:color="C8D2DC"/>
+              <w:right w:val="single" w:sz="6" w:space="0" w:color="C8D2DC"/>
+            </w:tcBorders>
+            <w:shd w:fill="FFFFFF"/>
+          </w:tcPr>
+          <w:p>
+            <w:r>
+              <w:rPr>
+                <w:rFonts w:ascii="Calibri" w:hAnsi="Calibri"/>
+                <w:b w:val="0"/>
+                <w:i w:val="0"/>
+                <w:color w:val="1E272E"/>
+                <w:sz w:val="19"/>
+              </w:rPr>
+              <w:t>[ ] Non   [ ] Oui, selon accord ecrit   [ ] A definir</w:t>
+            </w:r>
+          </w:p>
+        </w:tc>
+      </w:tr>
+      <w:tr>
+        <w:tc>
+          <w:tcPr>
+            <w:tcW w:type="dxa" w:w="2736"/>
+            <w:vAlign w:val="center"/>
+            <w:tcMar>
+              <w:top w:w="100" w:type="dxa"/>
+              <w:start w:w="140" w:type="dxa"/>
+              <w:bottom w:w="100" w:type="dxa"/>
+              <w:end w:w="140" w:type="dxa"/>
+            </w:tcMar>
+            <w:tcBorders>
+              <w:top w:val="single" w:sz="6" w:space="0" w:color="C8D2DC"/>
+              <w:left w:val="single" w:sz="6" w:space="0" w:color="C8D2DC"/>
+              <w:bottom w:val="single" w:sz="6" w:space="0" w:color="C8D2DC"/>
+              <w:right w:val="single" w:sz="6" w:space="0" w:color="C8D2DC"/>
+            </w:tcBorders>
+            <w:shd w:fill="E8EEF5"/>
+          </w:tcPr>
+          <w:p>
+            <w:r>
+              <w:rPr>
+                <w:rFonts w:ascii="Calibri" w:hAnsi="Calibri"/>
+                <w:b/>
+                <w:i w:val="0"/>
+                <w:color w:val="09223A"/>
+                <w:sz w:val="19"/>
+              </w:rPr>
+              <w:t>Referent TVF</w:t>
+            </w:r>
+          </w:p>
+        </w:tc>
+        <w:tc>
+          <w:tcPr>
+            <w:tcW w:type="dxa" w:w="6264"/>
             <w:vAlign w:val="center"/>
             <w:tcMar>
               <w:top w:w="100" w:type="dxa"/>
@@ -1041,7 +1432,7 @@
       <w:tr>
         <w:tc>
           <w:tcPr>
-            <w:tcW w:type="dxa" w:w="2520"/>
+            <w:tcW w:type="dxa" w:w="2736"/>
             <w:vAlign w:val="center"/>
             <w:tcMar>
               <w:top w:w="100" w:type="dxa"/>
@@ -1066,13 +1457,13 @@
                 <w:color w:val="09223A"/>
                 <w:sz w:val="19"/>
               </w:rPr>
-              <w:t>Referent TVF</w:t>
+              <w:t>Referent autre partie</w:t>
             </w:r>
           </w:p>
         </w:tc>
         <w:tc>
           <w:tcPr>
-            <w:tcW w:type="dxa" w:w="6480"/>
+            <w:tcW w:type="dxa" w:w="6264"/>
             <w:vAlign w:val="center"/>
             <w:tcMar>
               <w:top w:w="100" w:type="dxa"/>
@@ -1105,71 +1496,7 @@
       <w:tr>
         <w:tc>
           <w:tcPr>
-            <w:tcW w:type="dxa" w:w="2520"/>
-            <w:vAlign w:val="center"/>
-            <w:tcMar>
-              <w:top w:w="100" w:type="dxa"/>
-              <w:start w:w="140" w:type="dxa"/>
-              <w:bottom w:w="100" w:type="dxa"/>
-              <w:end w:w="140" w:type="dxa"/>
-            </w:tcMar>
-            <w:tcBorders>
-              <w:top w:val="single" w:sz="6" w:space="0" w:color="C8D2DC"/>
-              <w:left w:val="single" w:sz="6" w:space="0" w:color="C8D2DC"/>
-              <w:bottom w:val="single" w:sz="6" w:space="0" w:color="C8D2DC"/>
-              <w:right w:val="single" w:sz="6" w:space="0" w:color="C8D2DC"/>
-            </w:tcBorders>
-            <w:shd w:fill="E8EEF5"/>
-          </w:tcPr>
-          <w:p>
-            <w:r>
-              <w:rPr>
-                <w:rFonts w:ascii="Calibri" w:hAnsi="Calibri"/>
-                <w:b/>
-                <w:i w:val="0"/>
-                <w:color w:val="09223A"/>
-                <w:sz w:val="19"/>
-              </w:rPr>
-              <w:t>Referent partenaire</w:t>
-            </w:r>
-          </w:p>
-        </w:tc>
-        <w:tc>
-          <w:tcPr>
-            <w:tcW w:type="dxa" w:w="6480"/>
-            <w:vAlign w:val="center"/>
-            <w:tcMar>
-              <w:top w:w="100" w:type="dxa"/>
-              <w:start w:w="140" w:type="dxa"/>
-              <w:bottom w:w="100" w:type="dxa"/>
-              <w:end w:w="140" w:type="dxa"/>
-            </w:tcMar>
-            <w:tcBorders>
-              <w:top w:val="single" w:sz="6" w:space="0" w:color="C8D2DC"/>
-              <w:left w:val="single" w:sz="6" w:space="0" w:color="C8D2DC"/>
-              <w:bottom w:val="single" w:sz="6" w:space="0" w:color="C8D2DC"/>
-              <w:right w:val="single" w:sz="6" w:space="0" w:color="C8D2DC"/>
-            </w:tcBorders>
-            <w:shd w:fill="FFFFFF"/>
-          </w:tcPr>
-          <w:p>
-            <w:r>
-              <w:rPr>
-                <w:rFonts w:ascii="Calibri" w:hAnsi="Calibri"/>
-                <w:b w:val="0"/>
-                <w:i w:val="0"/>
-                <w:color w:val="1E272E"/>
-                <w:sz w:val="19"/>
-              </w:rPr>
-              <w:t>____________________________________________________________</w:t>
-            </w:r>
-          </w:p>
-        </w:tc>
-      </w:tr>
-      <w:tr>
-        <w:tc>
-          <w:tcPr>
-            <w:tcW w:type="dxa" w:w="2520"/>
+            <w:tcW w:type="dxa" w:w="2736"/>
             <w:vAlign w:val="center"/>
             <w:tcMar>
               <w:top w:w="100" w:type="dxa"/>
@@ -1200,7 +1527,7 @@
         </w:tc>
         <w:tc>
           <w:tcPr>
-            <w:tcW w:type="dxa" w:w="6480"/>
+            <w:tcW w:type="dxa" w:w="6264"/>
             <w:vAlign w:val="center"/>
             <w:tcMar>
               <w:top w:w="100" w:type="dxa"/>
@@ -1225,7 +1552,7 @@
                 <w:color w:val="1E272E"/>
                 <w:sz w:val="19"/>
               </w:rPr>
-              <w:t>[ ] Hebdomadaire   [ ] Mensuelle   [ ] A chaque etape   [ ] Autre</w:t>
+              <w:t>[ ] Hebdomadaire   [ ] Mensuelle   [ ] A chaque etape   [ ] Sur demande   [ ] Autre</w:t>
             </w:r>
           </w:p>
         </w:tc>
@@ -1247,7 +1574,185 @@
           <w:b w:val="0"/>
           <w:i w:val="0"/>
         </w:rPr>
-        <w:t>Clauses types</w:t>
+        <w:t>4. Obligations et engagements de TVF</w:t>
+      </w:r>
+    </w:p>
+    <w:p>
+      <w:pPr>
+        <w:pStyle w:val="ListBullet"/>
+        <w:spacing w:after="60" w:line="276" w:lineRule="auto"/>
+      </w:pPr>
+      <w:r>
+        <w:rPr>
+          <w:rFonts w:ascii="Calibri" w:hAnsi="Calibri"/>
+          <w:b w:val="0"/>
+          <w:i w:val="0"/>
+          <w:color w:val="1E272E"/>
+        </w:rPr>
+        <w:t>Instruire le dossier avec prudence, sur la base des informations et pieces disponibles.</w:t>
+      </w:r>
+    </w:p>
+    <w:p>
+      <w:pPr>
+        <w:pStyle w:val="ListBullet"/>
+        <w:spacing w:after="60" w:line="276" w:lineRule="auto"/>
+      </w:pPr>
+      <w:r>
+        <w:rPr>
+          <w:rFonts w:ascii="Calibri" w:hAnsi="Calibri"/>
+          <w:b w:val="0"/>
+          <w:i w:val="0"/>
+          <w:color w:val="1E272E"/>
+        </w:rPr>
+        <w:t>Designer un referent operationnel et conserver une trace des echanges, pieces et decisions dans TVF OS.</w:t>
+      </w:r>
+    </w:p>
+    <w:p>
+      <w:pPr>
+        <w:pStyle w:val="ListBullet"/>
+        <w:spacing w:after="60" w:line="276" w:lineRule="auto"/>
+      </w:pPr>
+      <w:r>
+        <w:rPr>
+          <w:rFonts w:ascii="Calibri" w:hAnsi="Calibri"/>
+          <w:b w:val="0"/>
+          <w:i w:val="0"/>
+          <w:color w:val="1E272E"/>
+        </w:rPr>
+        <w:t>Informer l'autre partie des points bloquants connus : pieces manquantes, securite, assurance, autorisations, budget ou calendrier.</w:t>
+      </w:r>
+    </w:p>
+    <w:p>
+      <w:pPr>
+        <w:pStyle w:val="ListBullet"/>
+        <w:spacing w:after="60" w:line="276" w:lineRule="auto"/>
+      </w:pPr>
+      <w:r>
+        <w:rPr>
+          <w:rFonts w:ascii="Calibri" w:hAnsi="Calibri"/>
+          <w:b w:val="0"/>
+          <w:i w:val="0"/>
+          <w:color w:val="1E272E"/>
+        </w:rPr>
+        <w:t>Ne pas engager de depense, intervention, communication publique, collecte, stockage ou chantier hors du perimetre valide par ecrit.</w:t>
+      </w:r>
+    </w:p>
+    <w:p>
+      <w:pPr>
+        <w:pStyle w:val="ListBullet"/>
+        <w:spacing w:after="60" w:line="276" w:lineRule="auto"/>
+      </w:pPr>
+      <w:r>
+        <w:rPr>
+          <w:rFonts w:ascii="Calibri" w:hAnsi="Calibri"/>
+          <w:b w:val="0"/>
+          <w:i w:val="0"/>
+          <w:color w:val="1E272E"/>
+        </w:rPr>
+        <w:t>Produire, lorsque cela est prevu, un compte rendu, un bordereau, un bilan ou une synthese de suivi.</w:t>
+      </w:r>
+    </w:p>
+    <w:p>
+      <w:pPr>
+        <w:pStyle w:val="Heading1"/>
+        <w:spacing w:before="0" w:after="120" w:line="276" w:lineRule="auto"/>
+      </w:pPr>
+      <w:r>
+        <w:rPr>
+          <w:rFonts w:ascii="Calibri" w:hAnsi="Calibri"/>
+          <w:b w:val="0"/>
+          <w:i w:val="0"/>
+        </w:rPr>
+        <w:t>5. Obligations et engagements de l'autre partie</w:t>
+      </w:r>
+    </w:p>
+    <w:p>
+      <w:pPr>
+        <w:pStyle w:val="ListBullet"/>
+        <w:spacing w:after="60" w:line="276" w:lineRule="auto"/>
+      </w:pPr>
+      <w:r>
+        <w:rPr>
+          <w:rFonts w:ascii="Calibri" w:hAnsi="Calibri"/>
+          <w:b w:val="0"/>
+          <w:i w:val="0"/>
+          <w:color w:val="1E272E"/>
+        </w:rPr>
+        <w:t>Transmettre des informations exactes, actualisees et utiles a l'instruction du dossier.</w:t>
+      </w:r>
+    </w:p>
+    <w:p>
+      <w:pPr>
+        <w:pStyle w:val="ListBullet"/>
+        <w:spacing w:after="60" w:line="276" w:lineRule="auto"/>
+      </w:pPr>
+      <w:r>
+        <w:rPr>
+          <w:rFonts w:ascii="Calibri" w:hAnsi="Calibri"/>
+          <w:b w:val="0"/>
+          <w:i w:val="0"/>
+          <w:color w:val="1E272E"/>
+        </w:rPr>
+        <w:t>Fournir les autorisations, justificatifs, assurances, plans, photos, devis, diagnostics ou documents necessaires lorsque le dossier le requiert.</w:t>
+      </w:r>
+    </w:p>
+    <w:p>
+      <w:pPr>
+        <w:pStyle w:val="ListBullet"/>
+        <w:spacing w:after="60" w:line="276" w:lineRule="auto"/>
+      </w:pPr>
+      <w:r>
+        <w:rPr>
+          <w:rFonts w:ascii="Calibri" w:hAnsi="Calibri"/>
+          <w:b w:val="0"/>
+          <w:i w:val="0"/>
+          <w:color w:val="1E272E"/>
+        </w:rPr>
+        <w:t>Designer un interlocuteur habilite a repondre, valider les informations et suivre l'execution de la convention.</w:t>
+      </w:r>
+    </w:p>
+    <w:p>
+      <w:pPr>
+        <w:pStyle w:val="ListBullet"/>
+        <w:spacing w:after="60" w:line="276" w:lineRule="auto"/>
+      </w:pPr>
+      <w:r>
+        <w:rPr>
+          <w:rFonts w:ascii="Calibri" w:hAnsi="Calibri"/>
+          <w:b w:val="0"/>
+          <w:i w:val="0"/>
+          <w:color w:val="1E272E"/>
+        </w:rPr>
+        <w:t>Ne pas presenter TVF comme financeur, executant ou garant d'un resultat tant qu'aucun engagement ecrit ne le prevoit.</w:t>
+      </w:r>
+    </w:p>
+    <w:p>
+      <w:pPr>
+        <w:pStyle w:val="ListBullet"/>
+        <w:spacing w:after="60" w:line="276" w:lineRule="auto"/>
+      </w:pPr>
+      <w:r>
+        <w:rPr>
+          <w:rFonts w:ascii="Calibri" w:hAnsi="Calibri"/>
+          <w:b w:val="0"/>
+          <w:i w:val="0"/>
+          <w:color w:val="1E272E"/>
+        </w:rPr>
+        <w:t>Informer TVF de tout changement pouvant modifier le perimetre, le calendrier, la securite, le budget ou les responsabilites.</w:t>
+      </w:r>
+    </w:p>
+    <w:p>
+      <w:pPr>
+        <w:pStyle w:val="Heading1"/>
+        <w:spacing w:before="0" w:after="120" w:line="276" w:lineRule="auto"/>
+      </w:pPr>
+      <w:r>
+        <w:rPr>
+          <w:rFonts w:ascii="Calibri" w:hAnsi="Calibri"/>
+          <w:b w:val="0"/>
+          <w:i w:val="0"/>
+        </w:rPr>
+        <w:t>6. Clauses particulieres au sujet</w:t>
       </w:r>
     </w:p>
     <w:p>
@@ -1336,7 +1841,149 @@
           <w:b w:val="0"/>
           <w:i w:val="0"/>
         </w:rPr>
-        <w:t>Points a verrouiller avant toute action</w:t>
+        <w:t>Conditions particulieres a completer</w:t>
+      </w:r>
+    </w:p>
+    <w:p>
+      <w:pPr>
+        <w:spacing w:before="0" w:after="40" w:line="276" w:lineRule="auto"/>
+      </w:pPr>
+      <w:r>
+        <w:rPr>
+          <w:rFonts w:ascii="Calibri" w:hAnsi="Calibri"/>
+          <w:b/>
+          <w:i w:val="0"/>
+          <w:color w:val="09223A"/>
+          <w:sz w:val="19"/>
+        </w:rPr>
+        <w:t>Modalites precises d'acces, d'usage, de collecte, de stockage, de transport, de financement ou d'intervention.</w:t>
+      </w:r>
+    </w:p>
+    <w:p>
+      <w:pPr>
+        <w:spacing w:before="0" w:after="20" w:line="276" w:lineRule="auto"/>
+      </w:pPr>
+      <w:r>
+        <w:rPr>
+          <w:rFonts w:ascii="Calibri" w:hAnsi="Calibri"/>
+          <w:b w:val="0"/>
+          <w:i w:val="0"/>
+        </w:rPr>
+        <w:t>________________________________________________________________________________</w:t>
+      </w:r>
+    </w:p>
+    <w:p>
+      <w:pPr>
+        <w:spacing w:before="0" w:after="20" w:line="276" w:lineRule="auto"/>
+      </w:pPr>
+      <w:r>
+        <w:rPr>
+          <w:rFonts w:ascii="Calibri" w:hAnsi="Calibri"/>
+          <w:b w:val="0"/>
+          <w:i w:val="0"/>
+        </w:rPr>
+        <w:t>________________________________________________________________________________</w:t>
+      </w:r>
+    </w:p>
+    <w:p>
+      <w:pPr>
+        <w:spacing w:before="0" w:after="40" w:line="276" w:lineRule="auto"/>
+      </w:pPr>
+      <w:r>
+        <w:rPr>
+          <w:rFonts w:ascii="Calibri" w:hAnsi="Calibri"/>
+          <w:b/>
+          <w:i w:val="0"/>
+          <w:color w:val="09223A"/>
+          <w:sz w:val="19"/>
+        </w:rPr>
+        <w:t>Limites, reserves, exclusions ou conditions suspensives.</w:t>
+      </w:r>
+    </w:p>
+    <w:p>
+      <w:pPr>
+        <w:spacing w:before="0" w:after="20" w:line="276" w:lineRule="auto"/>
+      </w:pPr>
+      <w:r>
+        <w:rPr>
+          <w:rFonts w:ascii="Calibri" w:hAnsi="Calibri"/>
+          <w:b w:val="0"/>
+          <w:i w:val="0"/>
+        </w:rPr>
+        <w:t>________________________________________________________________________________</w:t>
+      </w:r>
+    </w:p>
+    <w:p>
+      <w:pPr>
+        <w:spacing w:before="0" w:after="20" w:line="276" w:lineRule="auto"/>
+      </w:pPr>
+      <w:r>
+        <w:rPr>
+          <w:rFonts w:ascii="Calibri" w:hAnsi="Calibri"/>
+          <w:b w:val="0"/>
+          <w:i w:val="0"/>
+        </w:rPr>
+        <w:t>________________________________________________________________________________</w:t>
+      </w:r>
+    </w:p>
+    <w:p>
+      <w:pPr>
+        <w:spacing w:before="0" w:after="40" w:line="276" w:lineRule="auto"/>
+      </w:pPr>
+      <w:r>
+        <w:rPr>
+          <w:rFonts w:ascii="Calibri" w:hAnsi="Calibri"/>
+          <w:b/>
+          <w:i w:val="0"/>
+          <w:color w:val="09223A"/>
+          <w:sz w:val="19"/>
+        </w:rPr>
+        <w:t>Pieces indispensables avant execution.</w:t>
+      </w:r>
+    </w:p>
+    <w:p>
+      <w:pPr>
+        <w:spacing w:before="0" w:after="20" w:line="276" w:lineRule="auto"/>
+      </w:pPr>
+      <w:r>
+        <w:rPr>
+          <w:rFonts w:ascii="Calibri" w:hAnsi="Calibri"/>
+          <w:b w:val="0"/>
+          <w:i w:val="0"/>
+        </w:rPr>
+        <w:t>________________________________________________________________________________</w:t>
+      </w:r>
+    </w:p>
+    <w:p>
+      <w:pPr>
+        <w:spacing w:before="0" w:after="20" w:line="276" w:lineRule="auto"/>
+      </w:pPr>
+      <w:r>
+        <w:rPr>
+          <w:rFonts w:ascii="Calibri" w:hAnsi="Calibri"/>
+          <w:b w:val="0"/>
+          <w:i w:val="0"/>
+        </w:rPr>
+        <w:t>________________________________________________________________________________</w:t>
+      </w:r>
+    </w:p>
+    <w:p>
+      <w:pPr>
+        <w:spacing w:before="0" w:after="40" w:line="276" w:lineRule="auto"/>
+      </w:pPr>
+    </w:p>
+    <w:p>
+      <w:pPr>
+        <w:pStyle w:val="Heading1"/>
+        <w:spacing w:before="0" w:after="120" w:line="276" w:lineRule="auto"/>
+      </w:pPr>
+      <w:r>
+        <w:rPr>
+          <w:rFonts w:ascii="Calibri" w:hAnsi="Calibri"/>
+          <w:b w:val="0"/>
+          <w:i w:val="0"/>
+        </w:rPr>
+        <w:t>7. Responsabilites, assurance et securite</w:t>
       </w:r>
     </w:p>
     <w:p>
@@ -1606,7 +2253,7 @@
                 <w:color w:val="1E272E"/>
                 <w:sz w:val="17"/>
               </w:rPr>
-              <w:t>Verifier representant habilite.</w:t>
+              <w:t>Verifier la personne habilitee a signer.</w:t>
             </w:r>
           </w:p>
         </w:tc>
@@ -1666,7 +2313,125 @@
                 <w:color w:val="1E272E"/>
                 <w:sz w:val="17"/>
               </w:rPr>
-              <w:t>Assurance</w:t>
+              <w:t>Assurance de TVF</w:t>
+            </w:r>
+          </w:p>
+        </w:tc>
+        <w:tc>
+          <w:tcPr>
+            <w:tcW w:type="dxa" w:w="2484"/>
+            <w:tcBorders>
+              <w:top w:val="single" w:sz="6" w:space="0" w:color="C8D2DC"/>
+              <w:left w:val="single" w:sz="6" w:space="0" w:color="C8D2DC"/>
+              <w:bottom w:val="single" w:sz="6" w:space="0" w:color="C8D2DC"/>
+              <w:right w:val="single" w:sz="6" w:space="0" w:color="C8D2DC"/>
+            </w:tcBorders>
+            <w:tcMar>
+              <w:top w:w="100" w:type="dxa"/>
+              <w:start w:w="140" w:type="dxa"/>
+              <w:bottom w:w="100" w:type="dxa"/>
+              <w:end w:w="140" w:type="dxa"/>
+            </w:tcMar>
+          </w:tcPr>
+          <w:p>
+            <w:r>
+              <w:rPr>
+                <w:rFonts w:ascii="Calibri" w:hAnsi="Calibri"/>
+                <w:b w:val="0"/>
+                <w:i w:val="0"/>
+                <w:color w:val="1E272E"/>
+                <w:sz w:val="17"/>
+              </w:rPr>
+              <w:t>A verifier</w:t>
+            </w:r>
+          </w:p>
+        </w:tc>
+        <w:tc>
+          <w:tcPr>
+            <w:tcW w:type="dxa" w:w="2484"/>
+            <w:tcBorders>
+              <w:top w:val="single" w:sz="6" w:space="0" w:color="C8D2DC"/>
+              <w:left w:val="single" w:sz="6" w:space="0" w:color="C8D2DC"/>
+              <w:bottom w:val="single" w:sz="6" w:space="0" w:color="C8D2DC"/>
+              <w:right w:val="single" w:sz="6" w:space="0" w:color="C8D2DC"/>
+            </w:tcBorders>
+            <w:tcMar>
+              <w:top w:w="100" w:type="dxa"/>
+              <w:start w:w="140" w:type="dxa"/>
+              <w:bottom w:w="100" w:type="dxa"/>
+              <w:end w:w="140" w:type="dxa"/>
+            </w:tcMar>
+          </w:tcPr>
+          <w:p>
+            <w:r>
+              <w:rPr>
+                <w:rFonts w:ascii="Calibri" w:hAnsi="Calibri"/>
+                <w:b w:val="0"/>
+                <w:i w:val="0"/>
+                <w:color w:val="1E272E"/>
+                <w:sz w:val="17"/>
+              </w:rPr>
+              <w:t>Identifier les garanties mobilisables.</w:t>
+            </w:r>
+          </w:p>
+        </w:tc>
+      </w:tr>
+      <w:tr>
+        <w:tc>
+          <w:tcPr>
+            <w:tcW w:type="dxa" w:w="2484"/>
+            <w:tcBorders>
+              <w:top w:val="single" w:sz="6" w:space="0" w:color="C8D2DC"/>
+              <w:left w:val="single" w:sz="6" w:space="0" w:color="C8D2DC"/>
+              <w:bottom w:val="single" w:sz="6" w:space="0" w:color="C8D2DC"/>
+              <w:right w:val="single" w:sz="6" w:space="0" w:color="C8D2DC"/>
+            </w:tcBorders>
+            <w:tcMar>
+              <w:top w:w="100" w:type="dxa"/>
+              <w:start w:w="140" w:type="dxa"/>
+              <w:bottom w:w="100" w:type="dxa"/>
+              <w:end w:w="140" w:type="dxa"/>
+            </w:tcMar>
+          </w:tcPr>
+          <w:p>
+            <w:r>
+              <w:rPr>
+                <w:rFonts w:ascii="Calibri" w:hAnsi="Calibri"/>
+                <w:b w:val="0"/>
+                <w:i w:val="0"/>
+                <w:color w:val="1E272E"/>
+                <w:sz w:val="17"/>
+              </w:rPr>
+              <w:t>[ ]</w:t>
+            </w:r>
+          </w:p>
+        </w:tc>
+        <w:tc>
+          <w:tcPr>
+            <w:tcW w:type="dxa" w:w="2484"/>
+            <w:tcBorders>
+              <w:top w:val="single" w:sz="6" w:space="0" w:color="C8D2DC"/>
+              <w:left w:val="single" w:sz="6" w:space="0" w:color="C8D2DC"/>
+              <w:bottom w:val="single" w:sz="6" w:space="0" w:color="C8D2DC"/>
+              <w:right w:val="single" w:sz="6" w:space="0" w:color="C8D2DC"/>
+            </w:tcBorders>
+            <w:tcMar>
+              <w:top w:w="100" w:type="dxa"/>
+              <w:start w:w="140" w:type="dxa"/>
+              <w:bottom w:w="100" w:type="dxa"/>
+              <w:end w:w="140" w:type="dxa"/>
+            </w:tcMar>
+          </w:tcPr>
+          <w:p>
+            <w:r>
+              <w:rPr>
+                <w:rFonts w:ascii="Calibri" w:hAnsi="Calibri"/>
+                <w:b w:val="0"/>
+                <w:i w:val="0"/>
+                <w:color w:val="1E272E"/>
+                <w:sz w:val="17"/>
+              </w:rPr>
+              <w:t>Assurance de l'autre partie</w:t>
             </w:r>
           </w:p>
         </w:tc>
@@ -1724,7 +2489,7 @@
                 <w:color w:val="1E272E"/>
                 <w:sz w:val="17"/>
               </w:rPr>
-              <w:t>Identifier qui couvre quoi.</w:t>
+              <w:t>Bien, local, vehicule, chantier, activite ou responsabilite civile.</w:t>
             </w:r>
           </w:p>
         </w:tc>
@@ -1842,7 +2607,125 @@
                 <w:color w:val="1E272E"/>
                 <w:sz w:val="17"/>
               </w:rPr>
-              <w:t>Aucune action sans conditions de securite.</w:t>
+              <w:t>Aucune action sans conditions de securite suffisantes.</w:t>
+            </w:r>
+          </w:p>
+        </w:tc>
+      </w:tr>
+      <w:tr>
+        <w:tc>
+          <w:tcPr>
+            <w:tcW w:type="dxa" w:w="2484"/>
+            <w:tcBorders>
+              <w:top w:val="single" w:sz="6" w:space="0" w:color="C8D2DC"/>
+              <w:left w:val="single" w:sz="6" w:space="0" w:color="C8D2DC"/>
+              <w:bottom w:val="single" w:sz="6" w:space="0" w:color="C8D2DC"/>
+              <w:right w:val="single" w:sz="6" w:space="0" w:color="C8D2DC"/>
+            </w:tcBorders>
+            <w:tcMar>
+              <w:top w:w="100" w:type="dxa"/>
+              <w:start w:w="140" w:type="dxa"/>
+              <w:bottom w:w="100" w:type="dxa"/>
+              <w:end w:w="140" w:type="dxa"/>
+            </w:tcMar>
+          </w:tcPr>
+          <w:p>
+            <w:r>
+              <w:rPr>
+                <w:rFonts w:ascii="Calibri" w:hAnsi="Calibri"/>
+                <w:b w:val="0"/>
+                <w:i w:val="0"/>
+                <w:color w:val="1E272E"/>
+                <w:sz w:val="17"/>
+              </w:rPr>
+              <w:t>[ ]</w:t>
+            </w:r>
+          </w:p>
+        </w:tc>
+        <w:tc>
+          <w:tcPr>
+            <w:tcW w:type="dxa" w:w="2484"/>
+            <w:tcBorders>
+              <w:top w:val="single" w:sz="6" w:space="0" w:color="C8D2DC"/>
+              <w:left w:val="single" w:sz="6" w:space="0" w:color="C8D2DC"/>
+              <w:bottom w:val="single" w:sz="6" w:space="0" w:color="C8D2DC"/>
+              <w:right w:val="single" w:sz="6" w:space="0" w:color="C8D2DC"/>
+            </w:tcBorders>
+            <w:tcMar>
+              <w:top w:w="100" w:type="dxa"/>
+              <w:start w:w="140" w:type="dxa"/>
+              <w:bottom w:w="100" w:type="dxa"/>
+              <w:end w:w="140" w:type="dxa"/>
+            </w:tcMar>
+          </w:tcPr>
+          <w:p>
+            <w:r>
+              <w:rPr>
+                <w:rFonts w:ascii="Calibri" w:hAnsi="Calibri"/>
+                <w:b w:val="0"/>
+                <w:i w:val="0"/>
+                <w:color w:val="1E272E"/>
+                <w:sz w:val="17"/>
+              </w:rPr>
+              <w:t>Autorisations administratives</w:t>
+            </w:r>
+          </w:p>
+        </w:tc>
+        <w:tc>
+          <w:tcPr>
+            <w:tcW w:type="dxa" w:w="2484"/>
+            <w:tcBorders>
+              <w:top w:val="single" w:sz="6" w:space="0" w:color="C8D2DC"/>
+              <w:left w:val="single" w:sz="6" w:space="0" w:color="C8D2DC"/>
+              <w:bottom w:val="single" w:sz="6" w:space="0" w:color="C8D2DC"/>
+              <w:right w:val="single" w:sz="6" w:space="0" w:color="C8D2DC"/>
+            </w:tcBorders>
+            <w:tcMar>
+              <w:top w:w="100" w:type="dxa"/>
+              <w:start w:w="140" w:type="dxa"/>
+              <w:bottom w:w="100" w:type="dxa"/>
+              <w:end w:w="140" w:type="dxa"/>
+            </w:tcMar>
+          </w:tcPr>
+          <w:p>
+            <w:r>
+              <w:rPr>
+                <w:rFonts w:ascii="Calibri" w:hAnsi="Calibri"/>
+                <w:b w:val="0"/>
+                <w:i w:val="0"/>
+                <w:color w:val="1E272E"/>
+                <w:sz w:val="17"/>
+              </w:rPr>
+              <w:t>A verifier</w:t>
+            </w:r>
+          </w:p>
+        </w:tc>
+        <w:tc>
+          <w:tcPr>
+            <w:tcW w:type="dxa" w:w="2484"/>
+            <w:tcBorders>
+              <w:top w:val="single" w:sz="6" w:space="0" w:color="C8D2DC"/>
+              <w:left w:val="single" w:sz="6" w:space="0" w:color="C8D2DC"/>
+              <w:bottom w:val="single" w:sz="6" w:space="0" w:color="C8D2DC"/>
+              <w:right w:val="single" w:sz="6" w:space="0" w:color="C8D2DC"/>
+            </w:tcBorders>
+            <w:tcMar>
+              <w:top w:w="100" w:type="dxa"/>
+              <w:start w:w="140" w:type="dxa"/>
+              <w:bottom w:w="100" w:type="dxa"/>
+              <w:end w:w="140" w:type="dxa"/>
+            </w:tcMar>
+          </w:tcPr>
+          <w:p>
+            <w:r>
+              <w:rPr>
+                <w:rFonts w:ascii="Calibri" w:hAnsi="Calibri"/>
+                <w:b w:val="0"/>
+                <w:i w:val="0"/>
+                <w:color w:val="1E272E"/>
+                <w:sz w:val="17"/>
+              </w:rPr>
+              <w:t>Urbanisme, ERP, copropriete, voirie, occupation, travaux.</w:t>
             </w:r>
           </w:p>
         </w:tc>
@@ -1960,125 +2843,7 @@
                 <w:color w:val="1E272E"/>
                 <w:sz w:val="17"/>
               </w:rPr>
-              <w:t>Identifier depenses et prise en charge.</w:t>
-            </w:r>
-          </w:p>
-        </w:tc>
-      </w:tr>
-      <w:tr>
-        <w:tc>
-          <w:tcPr>
-            <w:tcW w:type="dxa" w:w="2484"/>
-            <w:tcBorders>
-              <w:top w:val="single" w:sz="6" w:space="0" w:color="C8D2DC"/>
-              <w:left w:val="single" w:sz="6" w:space="0" w:color="C8D2DC"/>
-              <w:bottom w:val="single" w:sz="6" w:space="0" w:color="C8D2DC"/>
-              <w:right w:val="single" w:sz="6" w:space="0" w:color="C8D2DC"/>
-            </w:tcBorders>
-            <w:tcMar>
-              <w:top w:w="100" w:type="dxa"/>
-              <w:start w:w="140" w:type="dxa"/>
-              <w:bottom w:w="100" w:type="dxa"/>
-              <w:end w:w="140" w:type="dxa"/>
-            </w:tcMar>
-          </w:tcPr>
-          <w:p>
-            <w:r>
-              <w:rPr>
-                <w:rFonts w:ascii="Calibri" w:hAnsi="Calibri"/>
-                <w:b w:val="0"/>
-                <w:i w:val="0"/>
-                <w:color w:val="1E272E"/>
-                <w:sz w:val="17"/>
-              </w:rPr>
-              <w:t>[ ]</w:t>
-            </w:r>
-          </w:p>
-        </w:tc>
-        <w:tc>
-          <w:tcPr>
-            <w:tcW w:type="dxa" w:w="2484"/>
-            <w:tcBorders>
-              <w:top w:val="single" w:sz="6" w:space="0" w:color="C8D2DC"/>
-              <w:left w:val="single" w:sz="6" w:space="0" w:color="C8D2DC"/>
-              <w:bottom w:val="single" w:sz="6" w:space="0" w:color="C8D2DC"/>
-              <w:right w:val="single" w:sz="6" w:space="0" w:color="C8D2DC"/>
-            </w:tcBorders>
-            <w:tcMar>
-              <w:top w:w="100" w:type="dxa"/>
-              <w:start w:w="140" w:type="dxa"/>
-              <w:bottom w:w="100" w:type="dxa"/>
-              <w:end w:w="140" w:type="dxa"/>
-            </w:tcMar>
-          </w:tcPr>
-          <w:p>
-            <w:r>
-              <w:rPr>
-                <w:rFonts w:ascii="Calibri" w:hAnsi="Calibri"/>
-                <w:b w:val="0"/>
-                <w:i w:val="0"/>
-                <w:color w:val="1E272E"/>
-                <w:sz w:val="17"/>
-              </w:rPr>
-              <w:t>Communication</w:t>
-            </w:r>
-          </w:p>
-        </w:tc>
-        <w:tc>
-          <w:tcPr>
-            <w:tcW w:type="dxa" w:w="2484"/>
-            <w:tcBorders>
-              <w:top w:val="single" w:sz="6" w:space="0" w:color="C8D2DC"/>
-              <w:left w:val="single" w:sz="6" w:space="0" w:color="C8D2DC"/>
-              <w:bottom w:val="single" w:sz="6" w:space="0" w:color="C8D2DC"/>
-              <w:right w:val="single" w:sz="6" w:space="0" w:color="C8D2DC"/>
-            </w:tcBorders>
-            <w:tcMar>
-              <w:top w:w="100" w:type="dxa"/>
-              <w:start w:w="140" w:type="dxa"/>
-              <w:bottom w:w="100" w:type="dxa"/>
-              <w:end w:w="140" w:type="dxa"/>
-            </w:tcMar>
-          </w:tcPr>
-          <w:p>
-            <w:r>
-              <w:rPr>
-                <w:rFonts w:ascii="Calibri" w:hAnsi="Calibri"/>
-                <w:b w:val="0"/>
-                <w:i w:val="0"/>
-                <w:color w:val="1E272E"/>
-                <w:sz w:val="17"/>
-              </w:rPr>
-              <w:t>A verifier</w:t>
-            </w:r>
-          </w:p>
-        </w:tc>
-        <w:tc>
-          <w:tcPr>
-            <w:tcW w:type="dxa" w:w="2484"/>
-            <w:tcBorders>
-              <w:top w:val="single" w:sz="6" w:space="0" w:color="C8D2DC"/>
-              <w:left w:val="single" w:sz="6" w:space="0" w:color="C8D2DC"/>
-              <w:bottom w:val="single" w:sz="6" w:space="0" w:color="C8D2DC"/>
-              <w:right w:val="single" w:sz="6" w:space="0" w:color="C8D2DC"/>
-            </w:tcBorders>
-            <w:tcMar>
-              <w:top w:w="100" w:type="dxa"/>
-              <w:start w:w="140" w:type="dxa"/>
-              <w:bottom w:w="100" w:type="dxa"/>
-              <w:end w:w="140" w:type="dxa"/>
-            </w:tcMar>
-          </w:tcPr>
-          <w:p>
-            <w:r>
-              <w:rPr>
-                <w:rFonts w:ascii="Calibri" w:hAnsi="Calibri"/>
-                <w:b w:val="0"/>
-                <w:i w:val="0"/>
-                <w:color w:val="1E272E"/>
-                <w:sz w:val="17"/>
-              </w:rPr>
-              <w:t>Valider les mentions publiques.</w:t>
+              <w:t>Identifier depenses, charges, fournitures, transport et prise en charge.</w:t>
             </w:r>
           </w:p>
         </w:tc>
@@ -2196,7 +2961,7 @@
                 <w:color w:val="1E272E"/>
                 <w:sz w:val="17"/>
               </w:rPr>
-              <w:t>Limiter les donnees au strict necessaire.</w:t>
+              <w:t>Limiter les donnees au strict necessaire et proteger les pieces sensibles.</w:t>
             </w:r>
           </w:p>
         </w:tc>
@@ -2209,7 +2974,6 @@
     </w:p>
     <w:p>
       <w:pPr>
-        <w:pStyle w:val="Heading2"/>
         <w:spacing w:before="0" w:after="120" w:line="276" w:lineRule="auto"/>
       </w:pPr>
       <w:r>
@@ -2218,7 +2982,611 @@
           <w:b w:val="0"/>
           <w:i w:val="0"/>
         </w:rPr>
-        <w:t>Annexes recommandees</w:t>
+        <w:t>Chaque partie demeure responsable de ses obligations legales, fiscales, sociales, assurantielles, administratives et techniques. La convention ne transfere aucune responsabilite non expressement prevue.</w:t>
+      </w:r>
+    </w:p>
+    <w:p>
+      <w:pPr>
+        <w:pStyle w:val="Heading1"/>
+        <w:spacing w:before="0" w:after="120" w:line="276" w:lineRule="auto"/>
+      </w:pPr>
+      <w:r>
+        <w:rPr>
+          <w:rFonts w:ascii="Calibri" w:hAnsi="Calibri"/>
+          <w:b w:val="0"/>
+          <w:i w:val="0"/>
+        </w:rPr>
+        <w:t>8. Suivi, tracabilite et documents</w:t>
+      </w:r>
+    </w:p>
+    <w:tbl>
+      <w:tblPr>
+        <w:tblW w:type="auto" w:w="0"/>
+        <w:jc w:val="center"/>
+        <w:tblLayout w:type="fixed"/>
+        <w:tblLook w:firstColumn="1" w:firstRow="1" w:lastColumn="0" w:lastRow="0" w:noHBand="0" w:noVBand="1" w:val="04A0"/>
+      </w:tblPr>
+      <w:tblGrid>
+        <w:gridCol w:w="4968"/>
+        <w:gridCol w:w="4968"/>
+      </w:tblGrid>
+      <w:tr>
+        <w:tc>
+          <w:tcPr>
+            <w:tcW w:type="dxa" w:w="2736"/>
+            <w:vAlign w:val="center"/>
+            <w:tcMar>
+              <w:top w:w="100" w:type="dxa"/>
+              <w:start w:w="140" w:type="dxa"/>
+              <w:bottom w:w="100" w:type="dxa"/>
+              <w:end w:w="140" w:type="dxa"/>
+            </w:tcMar>
+            <w:tcBorders>
+              <w:top w:val="single" w:sz="6" w:space="0" w:color="C8D2DC"/>
+              <w:left w:val="single" w:sz="6" w:space="0" w:color="C8D2DC"/>
+              <w:bottom w:val="single" w:sz="6" w:space="0" w:color="C8D2DC"/>
+              <w:right w:val="single" w:sz="6" w:space="0" w:color="C8D2DC"/>
+            </w:tcBorders>
+            <w:shd w:fill="E8EEF5"/>
+          </w:tcPr>
+          <w:p>
+            <w:r>
+              <w:rPr>
+                <w:rFonts w:ascii="Calibri" w:hAnsi="Calibri"/>
+                <w:b/>
+                <w:i w:val="0"/>
+                <w:color w:val="09223A"/>
+                <w:sz w:val="19"/>
+              </w:rPr>
+              <w:t>Documents a produire</w:t>
+            </w:r>
+          </w:p>
+        </w:tc>
+        <w:tc>
+          <w:tcPr>
+            <w:tcW w:type="dxa" w:w="6264"/>
+            <w:vAlign w:val="center"/>
+            <w:tcMar>
+              <w:top w:w="100" w:type="dxa"/>
+              <w:start w:w="140" w:type="dxa"/>
+              <w:bottom w:w="100" w:type="dxa"/>
+              <w:end w:w="140" w:type="dxa"/>
+            </w:tcMar>
+            <w:tcBorders>
+              <w:top w:val="single" w:sz="6" w:space="0" w:color="C8D2DC"/>
+              <w:left w:val="single" w:sz="6" w:space="0" w:color="C8D2DC"/>
+              <w:bottom w:val="single" w:sz="6" w:space="0" w:color="C8D2DC"/>
+              <w:right w:val="single" w:sz="6" w:space="0" w:color="C8D2DC"/>
+            </w:tcBorders>
+            <w:shd w:fill="FFFFFF"/>
+          </w:tcPr>
+          <w:p>
+            <w:r>
+              <w:rPr>
+                <w:rFonts w:ascii="Calibri" w:hAnsi="Calibri"/>
+                <w:b w:val="0"/>
+                <w:i w:val="0"/>
+                <w:color w:val="1E272E"/>
+                <w:sz w:val="19"/>
+              </w:rPr>
+              <w:t>[ ] Compte rendu   [ ] Bordereau   [ ] Photos   [ ] Inventaire   [ ] Budget   [ ] Bilan   [ ] Autre</w:t>
+            </w:r>
+          </w:p>
+        </w:tc>
+      </w:tr>
+      <w:tr>
+        <w:tc>
+          <w:tcPr>
+            <w:tcW w:type="dxa" w:w="2736"/>
+            <w:vAlign w:val="center"/>
+            <w:tcMar>
+              <w:top w:w="100" w:type="dxa"/>
+              <w:start w:w="140" w:type="dxa"/>
+              <w:bottom w:w="100" w:type="dxa"/>
+              <w:end w:w="140" w:type="dxa"/>
+            </w:tcMar>
+            <w:tcBorders>
+              <w:top w:val="single" w:sz="6" w:space="0" w:color="C8D2DC"/>
+              <w:left w:val="single" w:sz="6" w:space="0" w:color="C8D2DC"/>
+              <w:bottom w:val="single" w:sz="6" w:space="0" w:color="C8D2DC"/>
+              <w:right w:val="single" w:sz="6" w:space="0" w:color="C8D2DC"/>
+            </w:tcBorders>
+            <w:shd w:fill="E8EEF5"/>
+          </w:tcPr>
+          <w:p>
+            <w:r>
+              <w:rPr>
+                <w:rFonts w:ascii="Calibri" w:hAnsi="Calibri"/>
+                <w:b/>
+                <w:i w:val="0"/>
+                <w:color w:val="09223A"/>
+                <w:sz w:val="19"/>
+              </w:rPr>
+              <w:t>Lieu d'archivage</w:t>
+            </w:r>
+          </w:p>
+        </w:tc>
+        <w:tc>
+          <w:tcPr>
+            <w:tcW w:type="dxa" w:w="6264"/>
+            <w:vAlign w:val="center"/>
+            <w:tcMar>
+              <w:top w:w="100" w:type="dxa"/>
+              <w:start w:w="140" w:type="dxa"/>
+              <w:bottom w:w="100" w:type="dxa"/>
+              <w:end w:w="140" w:type="dxa"/>
+            </w:tcMar>
+            <w:tcBorders>
+              <w:top w:val="single" w:sz="6" w:space="0" w:color="C8D2DC"/>
+              <w:left w:val="single" w:sz="6" w:space="0" w:color="C8D2DC"/>
+              <w:bottom w:val="single" w:sz="6" w:space="0" w:color="C8D2DC"/>
+              <w:right w:val="single" w:sz="6" w:space="0" w:color="C8D2DC"/>
+            </w:tcBorders>
+            <w:shd w:fill="FFFFFF"/>
+          </w:tcPr>
+          <w:p>
+            <w:r>
+              <w:rPr>
+                <w:rFonts w:ascii="Calibri" w:hAnsi="Calibri"/>
+                <w:b w:val="0"/>
+                <w:i w:val="0"/>
+                <w:color w:val="1E272E"/>
+                <w:sz w:val="19"/>
+              </w:rPr>
+              <w:t>TVF OS - Dossier n degre : TVF-____-____</w:t>
+            </w:r>
+          </w:p>
+        </w:tc>
+      </w:tr>
+      <w:tr>
+        <w:tc>
+          <w:tcPr>
+            <w:tcW w:type="dxa" w:w="2736"/>
+            <w:vAlign w:val="center"/>
+            <w:tcMar>
+              <w:top w:w="100" w:type="dxa"/>
+              <w:start w:w="140" w:type="dxa"/>
+              <w:bottom w:w="100" w:type="dxa"/>
+              <w:end w:w="140" w:type="dxa"/>
+            </w:tcMar>
+            <w:tcBorders>
+              <w:top w:val="single" w:sz="6" w:space="0" w:color="C8D2DC"/>
+              <w:left w:val="single" w:sz="6" w:space="0" w:color="C8D2DC"/>
+              <w:bottom w:val="single" w:sz="6" w:space="0" w:color="C8D2DC"/>
+              <w:right w:val="single" w:sz="6" w:space="0" w:color="C8D2DC"/>
+            </w:tcBorders>
+            <w:shd w:fill="E8EEF5"/>
+          </w:tcPr>
+          <w:p>
+            <w:r>
+              <w:rPr>
+                <w:rFonts w:ascii="Calibri" w:hAnsi="Calibri"/>
+                <w:b/>
+                <w:i w:val="0"/>
+                <w:color w:val="09223A"/>
+                <w:sz w:val="19"/>
+              </w:rPr>
+              <w:t>Indicateurs suivis</w:t>
+            </w:r>
+          </w:p>
+        </w:tc>
+        <w:tc>
+          <w:tcPr>
+            <w:tcW w:type="dxa" w:w="6264"/>
+            <w:vAlign w:val="center"/>
+            <w:tcMar>
+              <w:top w:w="100" w:type="dxa"/>
+              <w:start w:w="140" w:type="dxa"/>
+              <w:bottom w:w="100" w:type="dxa"/>
+              <w:end w:w="140" w:type="dxa"/>
+            </w:tcMar>
+            <w:tcBorders>
+              <w:top w:val="single" w:sz="6" w:space="0" w:color="C8D2DC"/>
+              <w:left w:val="single" w:sz="6" w:space="0" w:color="C8D2DC"/>
+              <w:bottom w:val="single" w:sz="6" w:space="0" w:color="C8D2DC"/>
+              <w:right w:val="single" w:sz="6" w:space="0" w:color="C8D2DC"/>
+            </w:tcBorders>
+            <w:shd w:fill="FFFFFF"/>
+          </w:tcPr>
+          <w:p>
+            <w:r>
+              <w:rPr>
+                <w:rFonts w:ascii="Calibri" w:hAnsi="Calibri"/>
+                <w:b w:val="0"/>
+                <w:i w:val="0"/>
+                <w:color w:val="1E272E"/>
+                <w:sz w:val="19"/>
+              </w:rPr>
+              <w:t>____________________________________________________________</w:t>
+            </w:r>
+          </w:p>
+        </w:tc>
+      </w:tr>
+      <w:tr>
+        <w:tc>
+          <w:tcPr>
+            <w:tcW w:type="dxa" w:w="2736"/>
+            <w:vAlign w:val="center"/>
+            <w:tcMar>
+              <w:top w:w="100" w:type="dxa"/>
+              <w:start w:w="140" w:type="dxa"/>
+              <w:bottom w:w="100" w:type="dxa"/>
+              <w:end w:w="140" w:type="dxa"/>
+            </w:tcMar>
+            <w:tcBorders>
+              <w:top w:val="single" w:sz="6" w:space="0" w:color="C8D2DC"/>
+              <w:left w:val="single" w:sz="6" w:space="0" w:color="C8D2DC"/>
+              <w:bottom w:val="single" w:sz="6" w:space="0" w:color="C8D2DC"/>
+              <w:right w:val="single" w:sz="6" w:space="0" w:color="C8D2DC"/>
+            </w:tcBorders>
+            <w:shd w:fill="E8EEF5"/>
+          </w:tcPr>
+          <w:p>
+            <w:r>
+              <w:rPr>
+                <w:rFonts w:ascii="Calibri" w:hAnsi="Calibri"/>
+                <w:b/>
+                <w:i w:val="0"/>
+                <w:color w:val="09223A"/>
+                <w:sz w:val="19"/>
+              </w:rPr>
+              <w:t>Livrables attendus</w:t>
+            </w:r>
+          </w:p>
+        </w:tc>
+        <w:tc>
+          <w:tcPr>
+            <w:tcW w:type="dxa" w:w="6264"/>
+            <w:vAlign w:val="center"/>
+            <w:tcMar>
+              <w:top w:w="100" w:type="dxa"/>
+              <w:start w:w="140" w:type="dxa"/>
+              <w:bottom w:w="100" w:type="dxa"/>
+              <w:end w:w="140" w:type="dxa"/>
+            </w:tcMar>
+            <w:tcBorders>
+              <w:top w:val="single" w:sz="6" w:space="0" w:color="C8D2DC"/>
+              <w:left w:val="single" w:sz="6" w:space="0" w:color="C8D2DC"/>
+              <w:bottom w:val="single" w:sz="6" w:space="0" w:color="C8D2DC"/>
+              <w:right w:val="single" w:sz="6" w:space="0" w:color="C8D2DC"/>
+            </w:tcBorders>
+            <w:shd w:fill="FFFFFF"/>
+          </w:tcPr>
+          <w:p>
+            <w:r>
+              <w:rPr>
+                <w:rFonts w:ascii="Calibri" w:hAnsi="Calibri"/>
+                <w:b w:val="0"/>
+                <w:i w:val="0"/>
+                <w:color w:val="1E272E"/>
+                <w:sz w:val="19"/>
+              </w:rPr>
+              <w:t>____________________________________________________________</w:t>
+            </w:r>
+          </w:p>
+        </w:tc>
+      </w:tr>
+      <w:tr>
+        <w:tc>
+          <w:tcPr>
+            <w:tcW w:type="dxa" w:w="2736"/>
+            <w:vAlign w:val="center"/>
+            <w:tcMar>
+              <w:top w:w="100" w:type="dxa"/>
+              <w:start w:w="140" w:type="dxa"/>
+              <w:bottom w:w="100" w:type="dxa"/>
+              <w:end w:w="140" w:type="dxa"/>
+            </w:tcMar>
+            <w:tcBorders>
+              <w:top w:val="single" w:sz="6" w:space="0" w:color="C8D2DC"/>
+              <w:left w:val="single" w:sz="6" w:space="0" w:color="C8D2DC"/>
+              <w:bottom w:val="single" w:sz="6" w:space="0" w:color="C8D2DC"/>
+              <w:right w:val="single" w:sz="6" w:space="0" w:color="C8D2DC"/>
+            </w:tcBorders>
+            <w:shd w:fill="E8EEF5"/>
+          </w:tcPr>
+          <w:p>
+            <w:r>
+              <w:rPr>
+                <w:rFonts w:ascii="Calibri" w:hAnsi="Calibri"/>
+                <w:b/>
+                <w:i w:val="0"/>
+                <w:color w:val="09223A"/>
+                <w:sz w:val="19"/>
+              </w:rPr>
+              <w:t>Bilan intermediaire</w:t>
+            </w:r>
+          </w:p>
+        </w:tc>
+        <w:tc>
+          <w:tcPr>
+            <w:tcW w:type="dxa" w:w="6264"/>
+            <w:vAlign w:val="center"/>
+            <w:tcMar>
+              <w:top w:w="100" w:type="dxa"/>
+              <w:start w:w="140" w:type="dxa"/>
+              <w:bottom w:w="100" w:type="dxa"/>
+              <w:end w:w="140" w:type="dxa"/>
+            </w:tcMar>
+            <w:tcBorders>
+              <w:top w:val="single" w:sz="6" w:space="0" w:color="C8D2DC"/>
+              <w:left w:val="single" w:sz="6" w:space="0" w:color="C8D2DC"/>
+              <w:bottom w:val="single" w:sz="6" w:space="0" w:color="C8D2DC"/>
+              <w:right w:val="single" w:sz="6" w:space="0" w:color="C8D2DC"/>
+            </w:tcBorders>
+            <w:shd w:fill="FFFFFF"/>
+          </w:tcPr>
+          <w:p>
+            <w:r>
+              <w:rPr>
+                <w:rFonts w:ascii="Calibri" w:hAnsi="Calibri"/>
+                <w:b w:val="0"/>
+                <w:i w:val="0"/>
+                <w:color w:val="1E272E"/>
+                <w:sz w:val="19"/>
+              </w:rPr>
+              <w:t>Date : ____ / ____ / ______</w:t>
+            </w:r>
+          </w:p>
+        </w:tc>
+      </w:tr>
+      <w:tr>
+        <w:tc>
+          <w:tcPr>
+            <w:tcW w:type="dxa" w:w="2736"/>
+            <w:vAlign w:val="center"/>
+            <w:tcMar>
+              <w:top w:w="100" w:type="dxa"/>
+              <w:start w:w="140" w:type="dxa"/>
+              <w:bottom w:w="100" w:type="dxa"/>
+              <w:end w:w="140" w:type="dxa"/>
+            </w:tcMar>
+            <w:tcBorders>
+              <w:top w:val="single" w:sz="6" w:space="0" w:color="C8D2DC"/>
+              <w:left w:val="single" w:sz="6" w:space="0" w:color="C8D2DC"/>
+              <w:bottom w:val="single" w:sz="6" w:space="0" w:color="C8D2DC"/>
+              <w:right w:val="single" w:sz="6" w:space="0" w:color="C8D2DC"/>
+            </w:tcBorders>
+            <w:shd w:fill="E8EEF5"/>
+          </w:tcPr>
+          <w:p>
+            <w:r>
+              <w:rPr>
+                <w:rFonts w:ascii="Calibri" w:hAnsi="Calibri"/>
+                <w:b/>
+                <w:i w:val="0"/>
+                <w:color w:val="09223A"/>
+                <w:sz w:val="19"/>
+              </w:rPr>
+              <w:t>Bilan final</w:t>
+            </w:r>
+          </w:p>
+        </w:tc>
+        <w:tc>
+          <w:tcPr>
+            <w:tcW w:type="dxa" w:w="6264"/>
+            <w:vAlign w:val="center"/>
+            <w:tcMar>
+              <w:top w:w="100" w:type="dxa"/>
+              <w:start w:w="140" w:type="dxa"/>
+              <w:bottom w:w="100" w:type="dxa"/>
+              <w:end w:w="140" w:type="dxa"/>
+            </w:tcMar>
+            <w:tcBorders>
+              <w:top w:val="single" w:sz="6" w:space="0" w:color="C8D2DC"/>
+              <w:left w:val="single" w:sz="6" w:space="0" w:color="C8D2DC"/>
+              <w:bottom w:val="single" w:sz="6" w:space="0" w:color="C8D2DC"/>
+              <w:right w:val="single" w:sz="6" w:space="0" w:color="C8D2DC"/>
+            </w:tcBorders>
+            <w:shd w:fill="FFFFFF"/>
+          </w:tcPr>
+          <w:p>
+            <w:r>
+              <w:rPr>
+                <w:rFonts w:ascii="Calibri" w:hAnsi="Calibri"/>
+                <w:b w:val="0"/>
+                <w:i w:val="0"/>
+                <w:color w:val="1E272E"/>
+                <w:sz w:val="19"/>
+              </w:rPr>
+              <w:t>Date : ____ / ____ / ______</w:t>
+            </w:r>
+          </w:p>
+        </w:tc>
+      </w:tr>
+    </w:tbl>
+    <w:p>
+      <w:pPr>
+        <w:spacing w:before="0" w:after="60" w:line="276" w:lineRule="auto"/>
+      </w:pPr>
+    </w:p>
+    <w:p>
+      <w:pPr>
+        <w:pStyle w:val="Heading1"/>
+        <w:spacing w:before="0" w:after="120" w:line="276" w:lineRule="auto"/>
+      </w:pPr>
+      <w:r>
+        <w:rPr>
+          <w:rFonts w:ascii="Calibri" w:hAnsi="Calibri"/>
+          <w:b w:val="0"/>
+          <w:i w:val="0"/>
+        </w:rPr>
+        <w:t>9. Confidentialite, donnees et communication</w:t>
+      </w:r>
+    </w:p>
+    <w:p>
+      <w:pPr>
+        <w:pStyle w:val="ListBullet"/>
+        <w:spacing w:after="60" w:line="276" w:lineRule="auto"/>
+      </w:pPr>
+      <w:r>
+        <w:rPr>
+          <w:rFonts w:ascii="Calibri" w:hAnsi="Calibri"/>
+          <w:b w:val="0"/>
+          <w:i w:val="0"/>
+          <w:color w:val="1E272E"/>
+        </w:rPr>
+        <w:t>Les informations non publiques transmises dans le cadre du dossier restent confidentielles, sauf accord ecrit ou obligation legale.</w:t>
+      </w:r>
+    </w:p>
+    <w:p>
+      <w:pPr>
+        <w:pStyle w:val="ListBullet"/>
+        <w:spacing w:after="60" w:line="276" w:lineRule="auto"/>
+      </w:pPr>
+      <w:r>
+        <w:rPr>
+          <w:rFonts w:ascii="Calibri" w:hAnsi="Calibri"/>
+          <w:b w:val="0"/>
+          <w:i w:val="0"/>
+          <w:color w:val="1E272E"/>
+        </w:rPr>
+        <w:t>Les donnees personnelles sont traitees uniquement pour la gestion, l'instruction, le suivi et l'archivage du dossier.</w:t>
+      </w:r>
+    </w:p>
+    <w:p>
+      <w:pPr>
+        <w:pStyle w:val="ListBullet"/>
+        <w:spacing w:after="60" w:line="276" w:lineRule="auto"/>
+      </w:pPr>
+      <w:r>
+        <w:rPr>
+          <w:rFonts w:ascii="Calibri" w:hAnsi="Calibri"/>
+          <w:b w:val="0"/>
+          <w:i w:val="0"/>
+          <w:color w:val="1E272E"/>
+        </w:rPr>
+        <w:t>Toute utilisation de nom, logo, image, citation, photo, video ou reference publique doit etre validee avant diffusion.</w:t>
+      </w:r>
+    </w:p>
+    <w:p>
+      <w:pPr>
+        <w:pStyle w:val="ListBullet"/>
+        <w:spacing w:after="60" w:line="276" w:lineRule="auto"/>
+      </w:pPr>
+      <w:r>
+        <w:rPr>
+          <w:rFonts w:ascii="Calibri" w:hAnsi="Calibri"/>
+          <w:b w:val="0"/>
+          <w:i w:val="0"/>
+          <w:color w:val="1E272E"/>
+        </w:rPr>
+        <w:t>Aucune mention de partenariat, soutien, financement ou projet commun ne doit etre publiee sans accord ecrit des parties concernees.</w:t>
+      </w:r>
+    </w:p>
+    <w:p>
+      <w:pPr>
+        <w:pStyle w:val="Heading1"/>
+        <w:spacing w:before="0" w:after="120" w:line="276" w:lineRule="auto"/>
+      </w:pPr>
+      <w:r>
+        <w:rPr>
+          <w:rFonts w:ascii="Calibri" w:hAnsi="Calibri"/>
+          <w:b w:val="0"/>
+          <w:i w:val="0"/>
+        </w:rPr>
+        <w:t>10. Suspension, resiliation et cloture</w:t>
+      </w:r>
+    </w:p>
+    <w:p>
+      <w:pPr>
+        <w:pStyle w:val="ListBullet"/>
+        <w:spacing w:after="60" w:line="276" w:lineRule="auto"/>
+      </w:pPr>
+      <w:r>
+        <w:rPr>
+          <w:rFonts w:ascii="Calibri" w:hAnsi="Calibri"/>
+          <w:b w:val="0"/>
+          <w:i w:val="0"/>
+          <w:color w:val="1E272E"/>
+        </w:rPr>
+        <w:t>La convention peut etre suspendue si les conditions de securite, d'assurance, d'autorisation, de financement ou de confiance ne sont plus reunies.</w:t>
+      </w:r>
+    </w:p>
+    <w:p>
+      <w:pPr>
+        <w:pStyle w:val="ListBullet"/>
+        <w:spacing w:after="60" w:line="276" w:lineRule="auto"/>
+      </w:pPr>
+      <w:r>
+        <w:rPr>
+          <w:rFonts w:ascii="Calibri" w:hAnsi="Calibri"/>
+          <w:b w:val="0"/>
+          <w:i w:val="0"/>
+          <w:color w:val="1E272E"/>
+        </w:rPr>
+        <w:t>Chaque partie peut demander une revision ou une cloture anticipee selon les modalites precisees aux conditions particulieres.</w:t>
+      </w:r>
+    </w:p>
+    <w:p>
+      <w:pPr>
+        <w:pStyle w:val="ListBullet"/>
+        <w:spacing w:after="60" w:line="276" w:lineRule="auto"/>
+      </w:pPr>
+      <w:r>
+        <w:rPr>
+          <w:rFonts w:ascii="Calibri" w:hAnsi="Calibri"/>
+          <w:b w:val="0"/>
+          <w:i w:val="0"/>
+          <w:color w:val="1E272E"/>
+        </w:rPr>
+        <w:t>La cloture donne lieu, lorsque necessaire, a un proces-verbal, un bilan, un inventaire, une restitution de cles, materiaux, documents ou equipements.</w:t>
+      </w:r>
+    </w:p>
+    <w:p>
+      <w:pPr>
+        <w:pStyle w:val="ListBullet"/>
+        <w:spacing w:after="60" w:line="276" w:lineRule="auto"/>
+      </w:pPr>
+      <w:r>
+        <w:rPr>
+          <w:rFonts w:ascii="Calibri" w:hAnsi="Calibri"/>
+          <w:b w:val="0"/>
+          <w:i w:val="0"/>
+          <w:color w:val="1E272E"/>
+        </w:rPr>
+        <w:t>Les obligations de confidentialite, de protection des donnees, de restitution et de communication continuent a s'appliquer apres la fin de la convention lorsque leur nature l'exige.</w:t>
+      </w:r>
+    </w:p>
+    <w:p>
+      <w:pPr>
+        <w:pStyle w:val="Heading1"/>
+        <w:spacing w:before="0" w:after="120" w:line="276" w:lineRule="auto"/>
+      </w:pPr>
+      <w:r>
+        <w:rPr>
+          <w:rFonts w:ascii="Calibri" w:hAnsi="Calibri"/>
+          <w:b w:val="0"/>
+          <w:i w:val="0"/>
+        </w:rPr>
+        <w:t>11. Reglement des difficultes</w:t>
+      </w:r>
+    </w:p>
+    <w:p>
+      <w:pPr>
+        <w:spacing w:before="0" w:after="120" w:line="276" w:lineRule="auto"/>
+      </w:pPr>
+      <w:r>
+        <w:rPr>
+          <w:rFonts w:ascii="Calibri" w:hAnsi="Calibri"/>
+          <w:b w:val="0"/>
+          <w:i w:val="0"/>
+        </w:rPr>
+        <w:t>Les parties recherchent prioritairement une solution amiable en cas de difficulte d'interpretation, d'execution ou de cloture. Toute difficulte persistante doit etre documentee par ecrit avec les pieces utiles avant decision de suite.</w:t>
+      </w:r>
+    </w:p>
+    <w:p>
+      <w:pPr>
+        <w:pStyle w:val="Heading1"/>
+        <w:spacing w:before="0" w:after="120" w:line="276" w:lineRule="auto"/>
+      </w:pPr>
+      <w:r>
+        <w:rPr>
+          <w:rFonts w:ascii="Calibri" w:hAnsi="Calibri"/>
+          <w:b w:val="0"/>
+          <w:i w:val="0"/>
+        </w:rPr>
+        <w:t>12. Annexes</w:t>
       </w:r>
     </w:p>
     <w:p>
@@ -2307,280 +3675,96 @@
           <w:b w:val="0"/>
           <w:i w:val="0"/>
         </w:rPr>
-        <w:t>Suivi et bilan</w:t>
+        <w:t>Annexes jointes au present dossier</w:t>
       </w:r>
     </w:p>
-    <w:tbl>
-      <w:tblPr>
-        <w:tblW w:type="auto" w:w="0"/>
-        <w:jc w:val="center"/>
-        <w:tblLayout w:type="fixed"/>
-        <w:tblLook w:firstColumn="1" w:firstRow="1" w:lastColumn="0" w:lastRow="0" w:noHBand="0" w:noVBand="1" w:val="04A0"/>
-      </w:tblPr>
-      <w:tblGrid>
-        <w:gridCol w:w="4968"/>
-        <w:gridCol w:w="4968"/>
-      </w:tblGrid>
-      <w:tr>
-        <w:tc>
-          <w:tcPr>
-            <w:tcW w:type="dxa" w:w="2520"/>
-            <w:vAlign w:val="center"/>
-            <w:tcMar>
-              <w:top w:w="100" w:type="dxa"/>
-              <w:start w:w="140" w:type="dxa"/>
-              <w:bottom w:w="100" w:type="dxa"/>
-              <w:end w:w="140" w:type="dxa"/>
-            </w:tcMar>
-            <w:tcBorders>
-              <w:top w:val="single" w:sz="6" w:space="0" w:color="C8D2DC"/>
-              <w:left w:val="single" w:sz="6" w:space="0" w:color="C8D2DC"/>
-              <w:bottom w:val="single" w:sz="6" w:space="0" w:color="C8D2DC"/>
-              <w:right w:val="single" w:sz="6" w:space="0" w:color="C8D2DC"/>
-            </w:tcBorders>
-            <w:shd w:fill="E8EEF5"/>
-          </w:tcPr>
-          <w:p>
-            <w:r>
-              <w:rPr>
-                <w:rFonts w:ascii="Calibri" w:hAnsi="Calibri"/>
-                <w:b/>
-                <w:i w:val="0"/>
-                <w:color w:val="09223A"/>
-                <w:sz w:val="19"/>
-              </w:rPr>
-              <w:t>Indicateurs suivis</w:t>
-            </w:r>
-          </w:p>
-        </w:tc>
-        <w:tc>
-          <w:tcPr>
-            <w:tcW w:type="dxa" w:w="6480"/>
-            <w:vAlign w:val="center"/>
-            <w:tcMar>
-              <w:top w:w="100" w:type="dxa"/>
-              <w:start w:w="140" w:type="dxa"/>
-              <w:bottom w:w="100" w:type="dxa"/>
-              <w:end w:w="140" w:type="dxa"/>
-            </w:tcMar>
-            <w:tcBorders>
-              <w:top w:val="single" w:sz="6" w:space="0" w:color="C8D2DC"/>
-              <w:left w:val="single" w:sz="6" w:space="0" w:color="C8D2DC"/>
-              <w:bottom w:val="single" w:sz="6" w:space="0" w:color="C8D2DC"/>
-              <w:right w:val="single" w:sz="6" w:space="0" w:color="C8D2DC"/>
-            </w:tcBorders>
-            <w:shd w:fill="FFFFFF"/>
-          </w:tcPr>
-          <w:p>
-            <w:r>
-              <w:rPr>
-                <w:rFonts w:ascii="Calibri" w:hAnsi="Calibri"/>
-                <w:b w:val="0"/>
-                <w:i w:val="0"/>
-                <w:color w:val="1E272E"/>
-                <w:sz w:val="19"/>
-              </w:rPr>
-              <w:t>____________________________________________________________</w:t>
-            </w:r>
-          </w:p>
-        </w:tc>
-      </w:tr>
-      <w:tr>
-        <w:tc>
-          <w:tcPr>
-            <w:tcW w:type="dxa" w:w="2520"/>
-            <w:vAlign w:val="center"/>
-            <w:tcMar>
-              <w:top w:w="100" w:type="dxa"/>
-              <w:start w:w="140" w:type="dxa"/>
-              <w:bottom w:w="100" w:type="dxa"/>
-              <w:end w:w="140" w:type="dxa"/>
-            </w:tcMar>
-            <w:tcBorders>
-              <w:top w:val="single" w:sz="6" w:space="0" w:color="C8D2DC"/>
-              <w:left w:val="single" w:sz="6" w:space="0" w:color="C8D2DC"/>
-              <w:bottom w:val="single" w:sz="6" w:space="0" w:color="C8D2DC"/>
-              <w:right w:val="single" w:sz="6" w:space="0" w:color="C8D2DC"/>
-            </w:tcBorders>
-            <w:shd w:fill="E8EEF5"/>
-          </w:tcPr>
-          <w:p>
-            <w:r>
-              <w:rPr>
-                <w:rFonts w:ascii="Calibri" w:hAnsi="Calibri"/>
-                <w:b/>
-                <w:i w:val="0"/>
-                <w:color w:val="09223A"/>
-                <w:sz w:val="19"/>
-              </w:rPr>
-              <w:t>Livrables attendus</w:t>
-            </w:r>
-          </w:p>
-        </w:tc>
-        <w:tc>
-          <w:tcPr>
-            <w:tcW w:type="dxa" w:w="6480"/>
-            <w:vAlign w:val="center"/>
-            <w:tcMar>
-              <w:top w:w="100" w:type="dxa"/>
-              <w:start w:w="140" w:type="dxa"/>
-              <w:bottom w:w="100" w:type="dxa"/>
-              <w:end w:w="140" w:type="dxa"/>
-            </w:tcMar>
-            <w:tcBorders>
-              <w:top w:val="single" w:sz="6" w:space="0" w:color="C8D2DC"/>
-              <w:left w:val="single" w:sz="6" w:space="0" w:color="C8D2DC"/>
-              <w:bottom w:val="single" w:sz="6" w:space="0" w:color="C8D2DC"/>
-              <w:right w:val="single" w:sz="6" w:space="0" w:color="C8D2DC"/>
-            </w:tcBorders>
-            <w:shd w:fill="FFFFFF"/>
-          </w:tcPr>
-          <w:p>
-            <w:r>
-              <w:rPr>
-                <w:rFonts w:ascii="Calibri" w:hAnsi="Calibri"/>
-                <w:b w:val="0"/>
-                <w:i w:val="0"/>
-                <w:color w:val="1E272E"/>
-                <w:sz w:val="19"/>
-              </w:rPr>
-              <w:t>____________________________________________________________</w:t>
-            </w:r>
-          </w:p>
-        </w:tc>
-      </w:tr>
-      <w:tr>
-        <w:tc>
-          <w:tcPr>
-            <w:tcW w:type="dxa" w:w="2520"/>
-            <w:vAlign w:val="center"/>
-            <w:tcMar>
-              <w:top w:w="100" w:type="dxa"/>
-              <w:start w:w="140" w:type="dxa"/>
-              <w:bottom w:w="100" w:type="dxa"/>
-              <w:end w:w="140" w:type="dxa"/>
-            </w:tcMar>
-            <w:tcBorders>
-              <w:top w:val="single" w:sz="6" w:space="0" w:color="C8D2DC"/>
-              <w:left w:val="single" w:sz="6" w:space="0" w:color="C8D2DC"/>
-              <w:bottom w:val="single" w:sz="6" w:space="0" w:color="C8D2DC"/>
-              <w:right w:val="single" w:sz="6" w:space="0" w:color="C8D2DC"/>
-            </w:tcBorders>
-            <w:shd w:fill="E8EEF5"/>
-          </w:tcPr>
-          <w:p>
-            <w:r>
-              <w:rPr>
-                <w:rFonts w:ascii="Calibri" w:hAnsi="Calibri"/>
-                <w:b/>
-                <w:i w:val="0"/>
-                <w:color w:val="09223A"/>
-                <w:sz w:val="19"/>
-              </w:rPr>
-              <w:t>Bilan intermediaire</w:t>
-            </w:r>
-          </w:p>
-        </w:tc>
-        <w:tc>
-          <w:tcPr>
-            <w:tcW w:type="dxa" w:w="6480"/>
-            <w:vAlign w:val="center"/>
-            <w:tcMar>
-              <w:top w:w="100" w:type="dxa"/>
-              <w:start w:w="140" w:type="dxa"/>
-              <w:bottom w:w="100" w:type="dxa"/>
-              <w:end w:w="140" w:type="dxa"/>
-            </w:tcMar>
-            <w:tcBorders>
-              <w:top w:val="single" w:sz="6" w:space="0" w:color="C8D2DC"/>
-              <w:left w:val="single" w:sz="6" w:space="0" w:color="C8D2DC"/>
-              <w:bottom w:val="single" w:sz="6" w:space="0" w:color="C8D2DC"/>
-              <w:right w:val="single" w:sz="6" w:space="0" w:color="C8D2DC"/>
-            </w:tcBorders>
-            <w:shd w:fill="FFFFFF"/>
-          </w:tcPr>
-          <w:p>
-            <w:r>
-              <w:rPr>
-                <w:rFonts w:ascii="Calibri" w:hAnsi="Calibri"/>
-                <w:b w:val="0"/>
-                <w:i w:val="0"/>
-                <w:color w:val="1E272E"/>
-                <w:sz w:val="19"/>
-              </w:rPr>
-              <w:t>Date : ____ / ____ / ______</w:t>
-            </w:r>
-          </w:p>
-        </w:tc>
-      </w:tr>
-      <w:tr>
-        <w:tc>
-          <w:tcPr>
-            <w:tcW w:type="dxa" w:w="2520"/>
-            <w:vAlign w:val="center"/>
-            <w:tcMar>
-              <w:top w:w="100" w:type="dxa"/>
-              <w:start w:w="140" w:type="dxa"/>
-              <w:bottom w:w="100" w:type="dxa"/>
-              <w:end w:w="140" w:type="dxa"/>
-            </w:tcMar>
-            <w:tcBorders>
-              <w:top w:val="single" w:sz="6" w:space="0" w:color="C8D2DC"/>
-              <w:left w:val="single" w:sz="6" w:space="0" w:color="C8D2DC"/>
-              <w:bottom w:val="single" w:sz="6" w:space="0" w:color="C8D2DC"/>
-              <w:right w:val="single" w:sz="6" w:space="0" w:color="C8D2DC"/>
-            </w:tcBorders>
-            <w:shd w:fill="E8EEF5"/>
-          </w:tcPr>
-          <w:p>
-            <w:r>
-              <w:rPr>
-                <w:rFonts w:ascii="Calibri" w:hAnsi="Calibri"/>
-                <w:b/>
-                <w:i w:val="0"/>
-                <w:color w:val="09223A"/>
-                <w:sz w:val="19"/>
-              </w:rPr>
-              <w:t>Bilan final</w:t>
-            </w:r>
-          </w:p>
-        </w:tc>
-        <w:tc>
-          <w:tcPr>
-            <w:tcW w:type="dxa" w:w="6480"/>
-            <w:vAlign w:val="center"/>
-            <w:tcMar>
-              <w:top w:w="100" w:type="dxa"/>
-              <w:start w:w="140" w:type="dxa"/>
-              <w:bottom w:w="100" w:type="dxa"/>
-              <w:end w:w="140" w:type="dxa"/>
-            </w:tcMar>
-            <w:tcBorders>
-              <w:top w:val="single" w:sz="6" w:space="0" w:color="C8D2DC"/>
-              <w:left w:val="single" w:sz="6" w:space="0" w:color="C8D2DC"/>
-              <w:bottom w:val="single" w:sz="6" w:space="0" w:color="C8D2DC"/>
-              <w:right w:val="single" w:sz="6" w:space="0" w:color="C8D2DC"/>
-            </w:tcBorders>
-            <w:shd w:fill="FFFFFF"/>
-          </w:tcPr>
-          <w:p>
-            <w:r>
-              <w:rPr>
-                <w:rFonts w:ascii="Calibri" w:hAnsi="Calibri"/>
-                <w:b w:val="0"/>
-                <w:i w:val="0"/>
-                <w:color w:val="1E272E"/>
-                <w:sz w:val="19"/>
-              </w:rPr>
-              <w:t>Date : ____ / ____ / ______</w:t>
-            </w:r>
-          </w:p>
-        </w:tc>
-      </w:tr>
-    </w:tbl>
     <w:p>
       <w:pPr>
-        <w:spacing w:before="0" w:after="60" w:line="276" w:lineRule="auto"/>
+        <w:spacing w:before="0" w:after="40" w:line="276" w:lineRule="auto"/>
+      </w:pPr>
+      <w:r>
+        <w:rPr>
+          <w:rFonts w:ascii="Calibri" w:hAnsi="Calibri"/>
+          <w:b/>
+          <w:i w:val="0"/>
+          <w:color w:val="09223A"/>
+          <w:sz w:val="19"/>
+        </w:rPr>
+        <w:t>Liste des annexes jointes</w:t>
+      </w:r>
+    </w:p>
+    <w:p>
+      <w:pPr>
+        <w:spacing w:before="0" w:after="20" w:line="276" w:lineRule="auto"/>
+      </w:pPr>
+      <w:r>
+        <w:rPr>
+          <w:rFonts w:ascii="Calibri" w:hAnsi="Calibri"/>
+          <w:b w:val="0"/>
+          <w:i w:val="0"/>
+        </w:rPr>
+        <w:t>________________________________________________________________________________</w:t>
+      </w:r>
+    </w:p>
+    <w:p>
+      <w:pPr>
+        <w:spacing w:before="0" w:after="40" w:line="276" w:lineRule="auto"/>
+      </w:pPr>
+      <w:r>
+        <w:rPr>
+          <w:rFonts w:ascii="Calibri" w:hAnsi="Calibri"/>
+          <w:b/>
+          <w:i w:val="0"/>
+          <w:color w:val="09223A"/>
+          <w:sz w:val="19"/>
+        </w:rPr>
+        <w:t>Pieces attendues mais non encore recues</w:t>
+      </w:r>
+    </w:p>
+    <w:p>
+      <w:pPr>
+        <w:spacing w:before="0" w:after="20" w:line="276" w:lineRule="auto"/>
+      </w:pPr>
+      <w:r>
+        <w:rPr>
+          <w:rFonts w:ascii="Calibri" w:hAnsi="Calibri"/>
+          <w:b w:val="0"/>
+          <w:i w:val="0"/>
+        </w:rPr>
+        <w:t>________________________________________________________________________________</w:t>
+      </w:r>
+    </w:p>
+    <w:p>
+      <w:pPr>
+        <w:spacing w:before="0" w:after="40" w:line="276" w:lineRule="auto"/>
+      </w:pPr>
+      <w:r>
+        <w:rPr>
+          <w:rFonts w:ascii="Calibri" w:hAnsi="Calibri"/>
+          <w:b/>
+          <w:i w:val="0"/>
+          <w:color w:val="09223A"/>
+          <w:sz w:val="19"/>
+        </w:rPr>
+        <w:t>Reservations ou conditions de validite</w:t>
+      </w:r>
+    </w:p>
+    <w:p>
+      <w:pPr>
+        <w:spacing w:before="0" w:after="20" w:line="276" w:lineRule="auto"/>
+      </w:pPr>
+      <w:r>
+        <w:rPr>
+          <w:rFonts w:ascii="Calibri" w:hAnsi="Calibri"/>
+          <w:b w:val="0"/>
+          <w:i w:val="0"/>
+        </w:rPr>
+        <w:t>________________________________________________________________________________</w:t>
+      </w:r>
+    </w:p>
+    <w:p>
+      <w:pPr>
+        <w:spacing w:before="0" w:after="40" w:line="276" w:lineRule="auto"/>
       </w:pPr>
     </w:p>
     <w:p>
@@ -2699,7 +3883,7 @@
                 <w:color w:val="09223A"/>
                 <w:sz w:val="19"/>
               </w:rPr>
-              <w:t>Pour TVF</w:t>
+              <w:t>Pour TERRITOIRES VIVANTS FRANCE</w:t>
             </w:r>
           </w:p>
         </w:tc>
@@ -2768,7 +3952,7 @@
                 <w:color w:val="09223A"/>
                 <w:sz w:val="19"/>
               </w:rPr>
-              <w:t>Pour le demandeur / partenaire</w:t>
+              <w:t>Pour l'autre partie signataire</w:t>
             </w:r>
           </w:p>
         </w:tc>

--- a/documents/kit-formulaires-conventions-tvf/13-conventions-types/tvf-conv-08-convention-type-de-transport-et-logistique.docx
+++ b/documents/kit-formulaires-conventions-tvf/13-conventions-types/tvf-conv-08-convention-type-de-transport-et-logistique.docx
@@ -375,7 +375,7 @@
                 <w:color w:val="1E272E"/>
                 <w:sz w:val="19"/>
               </w:rPr>
-              <w:t>contact@territoiresvivantsfrance.fr - 06 22 03 93 24</w:t>
+              <w:t>contact@territoiresvivantsfrance.fr - 04 65 81 54 69</w:t>
             </w:r>
           </w:p>
         </w:tc>
